--- a/src/Documentation/365Scores Conclusions.docx
+++ b/src/Documentation/365Scores Conclusions.docx
@@ -22,180 +22,1456 @@
       </w:r>
       <w:r>
         <w:br/>
-        <w:t xml:space="preserve">Acks = </w:t>
-      </w:r>
-      <w:proofErr w:type="spellStart"/>
-      <w:r>
-        <w:t>Acks.All</w:t>
-      </w:r>
-      <w:proofErr w:type="spellEnd"/>
-      <w:r>
-        <w:t>,</w:t>
-      </w:r>
-      <w:r>
-        <w:br/>
+        <w:t>Acks = Acks.All,</w:t>
+      </w:r>
+      <w:r>
+        <w:br/>
+        <w:t>EnableIdempotence = true,</w:t>
+      </w:r>
+    </w:p>
+    <w:p>
+      <w:pPr>
+        <w:bidi w:val="0"/>
+      </w:pPr>
+    </w:p>
+    <w:p>
+      <w:pPr>
+        <w:bidi w:val="0"/>
+      </w:pPr>
+      <w:r>
+        <w:t>docker stop kafka/kafdrop/zookeeper</w:t>
+      </w:r>
+    </w:p>
+    <w:p>
+      <w:pPr>
+        <w:bidi w:val="0"/>
+        <w:rPr>
+          <w:b/>
+          <w:bCs/>
+          <w:u w:val="single"/>
+        </w:rPr>
+      </w:pPr>
+      <w:r>
+        <w:t>docker rm kafka/kafdrop/zookeeper</w:t>
+      </w:r>
+      <w:r>
+        <w:br/>
+      </w:r>
+      <w:r>
+        <w:br/>
+      </w:r>
+      <w:r>
+        <w:rPr>
+          <w:b/>
+          <w:bCs/>
+          <w:highlight w:val="yellow"/>
+          <w:u w:val="single"/>
+        </w:rPr>
+        <w:t>To r</w:t>
+      </w:r>
+      <w:r>
+        <w:rPr>
+          <w:b/>
+          <w:bCs/>
+          <w:highlight w:val="yellow"/>
+          <w:u w:val="single"/>
+        </w:rPr>
+        <w:t>e build dockers</w:t>
+      </w:r>
+      <w:r>
+        <w:rPr>
+          <w:b/>
+          <w:bCs/>
+          <w:highlight w:val="yellow"/>
+          <w:u w:val="single"/>
+        </w:rPr>
+        <w:t>:</w:t>
+      </w:r>
+    </w:p>
+    <w:p>
+      <w:pPr>
+        <w:bidi w:val="0"/>
+      </w:pPr>
+      <w:r>
+        <w:t>docker-compose build ingestservice</w:t>
+      </w:r>
+    </w:p>
+    <w:p>
+      <w:pPr>
+        <w:bidi w:val="0"/>
+        <w:rPr>
+          <w:b/>
+          <w:bCs/>
+          <w:u w:val="single"/>
+        </w:rPr>
+      </w:pPr>
+      <w:r>
+        <w:rPr>
+          <w:b/>
+          <w:bCs/>
+          <w:highlight w:val="yellow"/>
+          <w:u w:val="single"/>
+        </w:rPr>
+        <w:t>To run in detach mode:</w:t>
+      </w:r>
+    </w:p>
+    <w:p>
+      <w:pPr>
+        <w:bidi w:val="0"/>
+        <w:rPr>
+          <w:b/>
+          <w:bCs/>
+        </w:rPr>
+      </w:pPr>
+      <w:r>
+        <w:rPr>
+          <w:b/>
+          <w:bCs/>
+        </w:rPr>
+        <w:t>docker compose up -d</w:t>
+      </w:r>
+      <w:r>
+        <w:rPr>
+          <w:b/>
+          <w:bCs/>
+        </w:rPr>
+        <w:br/>
+      </w:r>
+      <w:r>
+        <w:rPr>
+          <w:b/>
+          <w:bCs/>
+        </w:rPr>
+        <w:t xml:space="preserve">docker compose -f </w:t>
+      </w:r>
+      <w:r>
+        <w:rPr>
+          <w:b/>
+          <w:bCs/>
+        </w:rPr>
+        <w:t>docker-compose.dev.</w:t>
+      </w:r>
+      <w:r>
+        <w:rPr>
+          <w:b/>
+          <w:bCs/>
+        </w:rPr>
+        <w:t>yml up</w:t>
+      </w:r>
+      <w:r>
+        <w:rPr>
+          <w:b/>
+          <w:bCs/>
+        </w:rPr>
+        <w:t xml:space="preserve"> -d</w:t>
+      </w:r>
+    </w:p>
+    <w:p>
+      <w:pPr>
+        <w:bidi w:val="0"/>
+        <w:rPr>
+          <w:b/>
+          <w:bCs/>
+          <w:u w:val="single"/>
+        </w:rPr>
+      </w:pPr>
+      <w:r>
+        <w:rPr>
+          <w:b/>
+          <w:bCs/>
+          <w:highlight w:val="yellow"/>
+          <w:u w:val="single"/>
+        </w:rPr>
+        <w:t xml:space="preserve">To </w:t>
+      </w:r>
+      <w:r>
+        <w:rPr>
+          <w:b/>
+          <w:bCs/>
+          <w:highlight w:val="yellow"/>
+          <w:u w:val="single"/>
+        </w:rPr>
+        <w:t>shut down</w:t>
+      </w:r>
+      <w:r>
+        <w:rPr>
+          <w:b/>
+          <w:bCs/>
+          <w:highlight w:val="yellow"/>
+          <w:u w:val="single"/>
+        </w:rPr>
+        <w:t xml:space="preserve"> gracefully</w:t>
+      </w:r>
+      <w:r>
+        <w:rPr>
+          <w:b/>
+          <w:bCs/>
+          <w:u w:val="single"/>
+        </w:rPr>
+        <w:t>:</w:t>
+      </w:r>
+    </w:p>
+    <w:p>
+      <w:pPr>
+        <w:bidi w:val="0"/>
+        <w:rPr>
+          <w:b/>
+          <w:bCs/>
+          <w:u w:val="single"/>
+        </w:rPr>
+      </w:pPr>
+      <w:r>
+        <w:rPr>
+          <w:b/>
+          <w:bCs/>
+        </w:rPr>
+        <w:t>docker compose down</w:t>
+      </w:r>
+      <w:r>
+        <w:rPr>
+          <w:b/>
+          <w:bCs/>
+        </w:rPr>
+        <w:t xml:space="preserve"> -v</w:t>
+      </w:r>
+      <w:r>
+        <w:br/>
+      </w:r>
+      <w:r>
+        <w:br/>
+      </w:r>
+      <w:r>
+        <w:rPr>
+          <w:b/>
+          <w:bCs/>
+          <w:highlight w:val="yellow"/>
+          <w:u w:val="single"/>
+        </w:rPr>
+        <w:t xml:space="preserve">Watch </w:t>
+      </w:r>
+      <w:r>
+        <w:rPr>
+          <w:b/>
+          <w:bCs/>
+          <w:highlight w:val="red"/>
+          <w:u w:val="single"/>
+        </w:rPr>
+        <w:t xml:space="preserve">Kafka </w:t>
+      </w:r>
+      <w:r>
+        <w:rPr>
+          <w:b/>
+          <w:bCs/>
+          <w:highlight w:val="yellow"/>
+          <w:u w:val="single"/>
+        </w:rPr>
+        <w:t xml:space="preserve">topics and messages, using </w:t>
+      </w:r>
+      <w:r>
+        <w:rPr>
+          <w:b/>
+          <w:bCs/>
+          <w:highlight w:val="red"/>
+          <w:u w:val="single"/>
+        </w:rPr>
+        <w:t>kafdrop</w:t>
+      </w:r>
+      <w:r>
+        <w:rPr>
+          <w:b/>
+          <w:bCs/>
+          <w:highlight w:val="yellow"/>
+          <w:u w:val="single"/>
+        </w:rPr>
+        <w:t>:</w:t>
+      </w:r>
+    </w:p>
+    <w:p>
+      <w:pPr>
+        <w:bidi w:val="0"/>
+        <w:rPr>
+          <w:b/>
+          <w:bCs/>
+          <w:u w:val="single"/>
+        </w:rPr>
+      </w:pPr>
+      <w:r>
+        <w:rPr>
+          <w:b/>
+          <w:bCs/>
+        </w:rPr>
+        <w:t xml:space="preserve">localhost:9000 </w:t>
+      </w:r>
+      <w:r>
+        <w:rPr>
+          <w:b/>
+          <w:bCs/>
+        </w:rPr>
+        <w:br/>
+      </w:r>
+      <w:r>
+        <w:br/>
+      </w:r>
+      <w:r>
+        <w:rPr>
+          <w:b/>
+          <w:bCs/>
+          <w:highlight w:val="yellow"/>
+          <w:u w:val="single"/>
+        </w:rPr>
+        <w:t>Monitor the run of the docker service containers:</w:t>
+      </w:r>
+      <w:r>
+        <w:br/>
+      </w:r>
+      <w:r>
+        <w:rPr>
+          <w:b/>
+          <w:bCs/>
+          <w:highlight w:val="yellow"/>
+          <w:u w:val="single"/>
+        </w:rPr>
+        <w:t>Processes</w:t>
+      </w:r>
+      <w:r>
+        <w:br/>
+      </w:r>
+      <w:r>
+        <w:t>docker ps -a</w:t>
+      </w:r>
+      <w:r>
+        <w:t xml:space="preserve"> //-a is more detailed</w:t>
+      </w:r>
+      <w:r>
+        <w:br/>
+      </w:r>
+      <w:r>
+        <w:rPr>
+          <w:b/>
+          <w:bCs/>
+          <w:highlight w:val="yellow"/>
+          <w:u w:val="single"/>
+        </w:rPr>
+        <w:t>Logs</w:t>
+      </w:r>
+    </w:p>
+    <w:p>
+      <w:pPr>
+        <w:bidi w:val="0"/>
+      </w:pPr>
+      <w:r>
+        <w:t>docker logs feedlistenerservice</w:t>
+      </w:r>
+    </w:p>
+    <w:p>
+      <w:pPr>
+        <w:bidi w:val="0"/>
+        <w:rPr>
+          <w:b/>
+          <w:bCs/>
+          <w:highlight w:val="yellow"/>
+          <w:u w:val="single"/>
+        </w:rPr>
+      </w:pPr>
+      <w:r>
+        <w:t>docker logs ingestservice</w:t>
+      </w:r>
+      <w:r>
+        <w:br/>
+      </w:r>
+    </w:p>
+    <w:p>
+      <w:pPr>
+        <w:bidi w:val="0"/>
+        <w:rPr>
+          <w:b/>
+          <w:bCs/>
+          <w:u w:val="single"/>
+        </w:rPr>
+      </w:pPr>
+      <w:r>
+        <w:rPr>
+          <w:b/>
+          <w:bCs/>
+          <w:highlight w:val="yellow"/>
+          <w:u w:val="single"/>
+        </w:rPr>
+        <w:t>Filtered Logs</w:t>
+      </w:r>
+    </w:p>
+    <w:p>
+      <w:pPr>
+        <w:bidi w:val="0"/>
+      </w:pPr>
+      <w:r>
+        <w:t>docker logs ingestservice 2&gt;&amp;1 | findstr /i "error fail exception"</w:t>
+      </w:r>
+    </w:p>
+    <w:p>
+      <w:pPr>
+        <w:bidi w:val="0"/>
+        <w:rPr>
+          <w:b/>
+          <w:bCs/>
+          <w:u w:val="single"/>
+        </w:rPr>
+      </w:pPr>
+      <w:r>
+        <w:br/>
+      </w:r>
+      <w:r>
+        <w:rPr>
+          <w:b/>
+          <w:bCs/>
+          <w:highlight w:val="yellow"/>
+          <w:u w:val="single"/>
+        </w:rPr>
+        <w:t>Exec</w:t>
+      </w:r>
+    </w:p>
+    <w:p>
+      <w:pPr>
+        <w:bidi w:val="0"/>
+      </w:pPr>
+      <w:r>
+        <w:t>docker exec -it feedlistenerservice printenv</w:t>
+      </w:r>
+      <w:r>
+        <w:br/>
+      </w:r>
+      <w:r>
+        <w:t>docker exec -it feedlistenerservice /bin/sh</w:t>
+      </w:r>
+      <w:r>
+        <w:br/>
+      </w:r>
+      <w:r>
+        <w:t xml:space="preserve">docker exec -it </w:t>
+      </w:r>
+      <w:r>
+        <w:t>sqlserver</w:t>
+      </w:r>
+      <w:r>
+        <w:t xml:space="preserve"> /bin/sh</w:t>
+      </w:r>
+    </w:p>
+    <w:p>
+      <w:pPr>
+        <w:bidi w:val="0"/>
+        <w:rPr>
+          <w:b/>
+          <w:bCs/>
+          <w:highlight w:val="yellow"/>
+          <w:u w:val="single"/>
+        </w:rPr>
+      </w:pPr>
+      <w:r>
+        <w:t>docker exec -it notificationservice sh</w:t>
+      </w:r>
+      <w:r>
+        <w:br/>
+      </w:r>
+      <w:r>
+        <w:br/>
+      </w:r>
+      <w:r>
+        <w:rPr>
+          <w:b/>
+          <w:bCs/>
+          <w:highlight w:val="yellow"/>
+          <w:u w:val="single"/>
+        </w:rPr>
+        <w:t>Inpsect</w:t>
+      </w:r>
+      <w:r>
+        <w:rPr>
+          <w:b/>
+          <w:bCs/>
+          <w:highlight w:val="yellow"/>
+          <w:u w:val="single"/>
+        </w:rPr>
+        <w:br/>
+      </w:r>
+      <w:r>
+        <w:t>docker inspect feedlistenerservice</w:t>
+      </w:r>
+      <w:r>
+        <w:rPr>
+          <w:b/>
+          <w:bCs/>
+          <w:highlight w:val="yellow"/>
+          <w:u w:val="single"/>
+        </w:rPr>
         <w:t xml:space="preserve"> </w:t>
       </w:r>
-      <w:proofErr w:type="spellStart"/>
-      <w:r>
-        <w:t>EnableIdempotence</w:t>
-      </w:r>
-      <w:proofErr w:type="spellEnd"/>
-      <w:r>
-        <w:t xml:space="preserve"> = true,</w:t>
-      </w:r>
-    </w:p>
-    <w:p>
-      <w:pPr>
-        <w:bidi w:val="0"/>
-      </w:pPr>
-      <w:r>
-        <w:br/>
-        <w:t xml:space="preserve">docker stop </w:t>
-      </w:r>
-      <w:proofErr w:type="spellStart"/>
-      <w:r>
-        <w:t>kafka</w:t>
-      </w:r>
-      <w:proofErr w:type="spellEnd"/>
-      <w:r>
-        <w:t>/</w:t>
-      </w:r>
-      <w:proofErr w:type="spellStart"/>
-      <w:r>
-        <w:t>kafdrop</w:t>
-      </w:r>
-      <w:proofErr w:type="spellEnd"/>
-      <w:r>
-        <w:t>/zookeeper</w:t>
-      </w:r>
-    </w:p>
-    <w:p>
-      <w:pPr>
-        <w:bidi w:val="0"/>
-      </w:pPr>
-      <w:r>
-        <w:t xml:space="preserve">docker rm </w:t>
-      </w:r>
-      <w:proofErr w:type="spellStart"/>
-      <w:r>
-        <w:t>kafka</w:t>
-      </w:r>
-      <w:proofErr w:type="spellEnd"/>
-      <w:r>
-        <w:t>/</w:t>
-      </w:r>
-      <w:proofErr w:type="spellStart"/>
-      <w:r>
-        <w:t>kafdrop</w:t>
-      </w:r>
-      <w:proofErr w:type="spellEnd"/>
-      <w:r>
-        <w:t>/zookeeper</w:t>
-      </w:r>
-    </w:p>
-    <w:p>
-      <w:pPr>
-        <w:bidi w:val="0"/>
-      </w:pPr>
-    </w:p>
-    <w:p>
-      <w:pPr>
-        <w:bidi w:val="0"/>
-      </w:pPr>
-      <w:r>
-        <w:t>docker compose up -d</w:t>
-      </w:r>
-    </w:p>
-    <w:p>
-      <w:pPr>
-        <w:bidi w:val="0"/>
-      </w:pPr>
-      <w:r>
-        <w:t>docker compose down</w:t>
-      </w:r>
-    </w:p>
-    <w:p>
-      <w:pPr>
-        <w:bidi w:val="0"/>
-      </w:pPr>
-      <w:r>
-        <w:t>localhost:9000 to watch the Kafka topics</w:t>
-      </w:r>
-      <w:r>
-        <w:br/>
-      </w:r>
-      <w:r>
-        <w:br/>
-      </w:r>
-      <w:r>
-        <w:t xml:space="preserve">docker exec -it </w:t>
-      </w:r>
-      <w:proofErr w:type="spellStart"/>
-      <w:r>
-        <w:t>feedlistenerservice</w:t>
-      </w:r>
-      <w:proofErr w:type="spellEnd"/>
-      <w:r>
-        <w:t xml:space="preserve"> /bin/</w:t>
-      </w:r>
-      <w:proofErr w:type="spellStart"/>
-      <w:r>
-        <w:t>sh</w:t>
-      </w:r>
-      <w:proofErr w:type="spellEnd"/>
-      <w:r>
-        <w:br/>
-      </w:r>
-      <w:r>
-        <w:t xml:space="preserve">docker inspect </w:t>
-      </w:r>
-      <w:proofErr w:type="spellStart"/>
-      <w:r>
-        <w:t>feedlistenerservice</w:t>
-      </w:r>
-      <w:proofErr w:type="spellEnd"/>
-    </w:p>
-    <w:p>
-      <w:pPr>
-        <w:bidi w:val="0"/>
-      </w:pPr>
-      <w:r>
-        <w:t xml:space="preserve">docker logs </w:t>
-      </w:r>
-      <w:proofErr w:type="spellStart"/>
-      <w:r>
-        <w:t>feedlistenerservice</w:t>
-      </w:r>
-      <w:proofErr w:type="spellEnd"/>
-      <w:r>
-        <w:br/>
-      </w:r>
-      <w:r>
-        <w:t xml:space="preserve">docker exec -it </w:t>
-      </w:r>
-      <w:proofErr w:type="spellStart"/>
-      <w:r>
-        <w:t>feedlistenerservice</w:t>
-      </w:r>
-      <w:proofErr w:type="spellEnd"/>
-      <w:r>
+    </w:p>
+    <w:p>
+      <w:pPr>
+        <w:bidi w:val="0"/>
+        <w:rPr>
+          <w:b/>
+          <w:bCs/>
+          <w:highlight w:val="yellow"/>
+          <w:u w:val="single"/>
+        </w:rPr>
+      </w:pPr>
+    </w:p>
+    <w:p>
+      <w:pPr>
+        <w:bidi w:val="0"/>
+      </w:pPr>
+      <w:r>
+        <w:rPr>
+          <w:b/>
+          <w:bCs/>
+          <w:highlight w:val="yellow"/>
+          <w:u w:val="single"/>
+        </w:rPr>
+        <w:t xml:space="preserve">Inspecting </w:t>
+      </w:r>
+      <w:r>
+        <w:rPr>
+          <w:b/>
+          <w:bCs/>
+          <w:highlight w:val="red"/>
+          <w:u w:val="single"/>
+        </w:rPr>
+        <w:t>Elasticsearch</w:t>
+      </w:r>
+      <w:r>
+        <w:rPr>
+          <w:b/>
+          <w:bCs/>
+          <w:highlight w:val="yellow"/>
+          <w:u w:val="single"/>
+        </w:rPr>
+        <w:br/>
+      </w:r>
+      <w:r>
+        <w:t xml:space="preserve">curl </w:t>
+      </w:r>
+      <w:hyperlink r:id="rId7" w:history="1">
+        <w:r>
+          <w:rPr>
+            <w:rStyle w:val="Hyperlink"/>
+          </w:rPr>
+          <w:t>http://localhost:9200/_cat/indices?v</w:t>
+        </w:r>
+      </w:hyperlink>
+      <w:r>
+        <w:t xml:space="preserve">  //like a summary</w:t>
+      </w:r>
+      <w:r>
+        <w:t xml:space="preserve">. </w:t>
+      </w:r>
+      <w:r>
+        <w:t xml:space="preserve">Should show: </w:t>
+      </w:r>
+      <w:r>
+        <w:rPr>
+          <w:highlight w:val="green"/>
+        </w:rPr>
+        <w:t>players-index</w:t>
+      </w:r>
+      <w:r>
+        <w:rPr>
+          <w:highlight w:val="green"/>
+        </w:rPr>
+        <w:t xml:space="preserve">, </w:t>
+      </w:r>
+      <w:r>
+        <w:rPr>
+          <w:highlight w:val="green"/>
+        </w:rPr>
+        <w:t>sports-events-index</w:t>
+      </w:r>
+      <w:r>
+        <w:rPr>
+          <w:highlight w:val="green"/>
+        </w:rPr>
+        <w:t xml:space="preserve">, </w:t>
+      </w:r>
+      <w:r>
+        <w:rPr>
+          <w:highlight w:val="green"/>
+        </w:rPr>
+        <w:t>matches-index</w:t>
+      </w:r>
+    </w:p>
+    <w:p>
+      <w:pPr>
+        <w:bidi w:val="0"/>
+        <w:rPr>
+          <w:b/>
+          <w:bCs/>
+          <w:highlight w:val="yellow"/>
+          <w:u w:val="single"/>
+        </w:rPr>
+      </w:pPr>
+      <w:r>
+        <w:t xml:space="preserve">curl </w:t>
+      </w:r>
+      <w:hyperlink r:id="rId8" w:history="1">
+        <w:r>
+          <w:rPr>
+            <w:rStyle w:val="Hyperlink"/>
+          </w:rPr>
+          <w:t>http://localhost:9200/sports-events/_search?pretty</w:t>
+        </w:r>
+      </w:hyperlink>
+      <w:r>
+        <w:t xml:space="preserve">  //content of a specific index</w:t>
+      </w:r>
+      <w:r>
+        <w:br/>
+        <w:t>curl -X GET "http://localhost:9200/sports-events/_search?pretty" -H "Content-Type: application/json" -d  "{""query"":{""match"":{""score"":1}}}" //</w:t>
+      </w:r>
+      <w:r>
+        <w:br/>
+      </w:r>
+      <w:r>
+        <w:t xml:space="preserve">curl </w:t>
+      </w:r>
+      <w:hyperlink r:id="rId9" w:history="1">
+        <w:r>
+          <w:rPr>
+            <w:rStyle w:val="Hyperlink"/>
+          </w:rPr>
+          <w:t>http://localhost:9200/sports-events/_count?pretty</w:t>
+        </w:r>
+      </w:hyperlink>
+      <w:r>
+        <w:t xml:space="preserve"> //</w:t>
+      </w:r>
+      <w:r>
+        <w:t xml:space="preserve"> Count documents in an index</w:t>
+      </w:r>
+    </w:p>
+    <w:p>
+      <w:pPr>
+        <w:bidi w:val="0"/>
+        <w:rPr>
+          <w:b/>
+          <w:bCs/>
+          <w:highlight w:val="yellow"/>
+          <w:u w:val="single"/>
+        </w:rPr>
+      </w:pPr>
+      <w:r>
+        <w:rPr>
+          <w:b/>
+          <w:bCs/>
+          <w:highlight w:val="yellow"/>
+          <w:u w:val="single"/>
+        </w:rPr>
+        <w:t xml:space="preserve">Using </w:t>
+      </w:r>
+      <w:r>
+        <w:rPr>
+          <w:b/>
+          <w:bCs/>
+          <w:highlight w:val="red"/>
+          <w:u w:val="single"/>
+        </w:rPr>
+        <w:t>Kibana</w:t>
+      </w:r>
+      <w:r>
+        <w:rPr>
+          <w:b/>
+          <w:bCs/>
+          <w:highlight w:val="yellow"/>
+          <w:u w:val="single"/>
+        </w:rPr>
+        <w:br/>
+      </w:r>
+      <w:hyperlink r:id="rId10" w:history="1">
+        <w:r>
+          <w:rPr>
+            <w:rStyle w:val="Hyperlink"/>
+          </w:rPr>
+          <w:t>http://localhost:5601</w:t>
+        </w:r>
+      </w:hyperlink>
+    </w:p>
+    <w:p>
+      <w:pPr>
+        <w:bidi w:val="0"/>
+        <w:rPr>
+          <w:b/>
+          <w:bCs/>
+          <w:highlight w:val="yellow"/>
+          <w:u w:val="single"/>
+        </w:rPr>
+      </w:pPr>
+    </w:p>
+    <w:p>
+      <w:pPr>
+        <w:bidi w:val="0"/>
+        <w:rPr>
+          <w:b/>
+          <w:bCs/>
+          <w:highlight w:val="yellow"/>
+          <w:u w:val="single"/>
+        </w:rPr>
+      </w:pPr>
+      <w:r>
+        <w:rPr>
+          <w:b/>
+          <w:bCs/>
+          <w:highlight w:val="yellow"/>
+          <w:u w:val="single"/>
+        </w:rPr>
+        <w:t xml:space="preserve">Inspecting </w:t>
+      </w:r>
+      <w:r>
+        <w:rPr>
+          <w:b/>
+          <w:bCs/>
+          <w:highlight w:val="red"/>
+          <w:u w:val="single"/>
+        </w:rPr>
+        <w:t>Redis</w:t>
+      </w:r>
+    </w:p>
+    <w:p>
+      <w:pPr>
+        <w:bidi w:val="0"/>
+      </w:pPr>
+      <w:r>
+        <w:t>docker exec -it redis redis-cli</w:t>
+      </w:r>
+    </w:p>
+    <w:p>
+      <w:pPr>
+        <w:bidi w:val="0"/>
+      </w:pPr>
+      <w:r>
+        <w:t>docker exec redis redis-cli KEYS "*"</w:t>
+      </w:r>
+      <w:r>
+        <w:t xml:space="preserve"> //we created a </w:t>
+      </w:r>
+      <w:r>
+        <w:rPr>
+          <w:b/>
+          <w:bCs/>
+          <w:highlight w:val="green"/>
+        </w:rPr>
+        <w:t>"live:matches"</w:t>
+      </w:r>
+      <w:r>
+        <w:t xml:space="preserve"> key!</w:t>
+      </w:r>
+    </w:p>
+    <w:p>
+      <w:pPr>
+        <w:bidi w:val="0"/>
+        <w:rPr>
+          <w:highlight w:val="yellow"/>
+        </w:rPr>
+      </w:pPr>
+      <w:r>
+        <w:t>docker exec redis redis-cli HGETALL "sports:1234"</w:t>
+      </w:r>
+    </w:p>
+    <w:p>
+      <w:pPr>
+        <w:bidi w:val="0"/>
+      </w:pPr>
+      <w:r>
+        <w:br/>
+        <w:t>docker exec redis redis-cli TYPE "match:score:17" //To get key type! In our case this is a string</w:t>
+      </w:r>
+    </w:p>
+    <w:p>
+      <w:pPr>
+        <w:bidi w:val="0"/>
+      </w:pPr>
+      <w:r>
+        <w:t>docker exec redis redis-cli TYPE "live:matches" //To get key type!</w:t>
+      </w:r>
+      <w:r>
+        <w:t xml:space="preserve"> In our case this is a zset</w:t>
+      </w:r>
+    </w:p>
+    <w:p>
+      <w:pPr>
+        <w:bidi w:val="0"/>
+      </w:pPr>
+      <w:r>
+        <w:t>docker exec redis redis-cli ZRANGE "live:matches" 0 -1 WITHSCORES</w:t>
+      </w:r>
+      <w:r>
+        <w:t xml:space="preserve"> //to get a zset values</w:t>
+      </w:r>
+    </w:p>
+    <w:p>
+      <w:pPr>
+        <w:bidi w:val="0"/>
+      </w:pPr>
+      <w:r>
+        <w:t>Examples:</w:t>
+      </w:r>
+      <w:r>
+        <w:br/>
+      </w:r>
+      <w:r>
+        <w:rPr>
+          <w:b/>
+          <w:bCs/>
+        </w:rPr>
+        <w:t xml:space="preserve">1. </w:t>
+      </w:r>
+      <w:r>
+        <w:rPr>
+          <w:b/>
+          <w:bCs/>
+        </w:rPr>
+        <w:t>docker exec redis redis-cli KEYS "*"</w:t>
+      </w:r>
+    </w:p>
+    <w:p>
+      <w:pPr>
+        <w:bidi w:val="0"/>
+      </w:pPr>
+      <w:r>
+        <w:t>match:score:11</w:t>
+      </w:r>
+    </w:p>
+    <w:p>
+      <w:pPr>
+        <w:bidi w:val="0"/>
+      </w:pPr>
+      <w:r>
+        <w:t>match:score:12</w:t>
+      </w:r>
+    </w:p>
+    <w:p>
+      <w:pPr>
+        <w:bidi w:val="0"/>
+      </w:pPr>
+      <w:r>
+        <w:t>live:matches</w:t>
+      </w:r>
+    </w:p>
+    <w:p>
+      <w:pPr>
+        <w:bidi w:val="0"/>
+        <w:rPr>
+          <w:b/>
+          <w:bCs/>
+        </w:rPr>
+      </w:pPr>
+      <w:r>
+        <w:t>…</w:t>
+      </w:r>
+      <w:r>
+        <w:br/>
+        <w:t xml:space="preserve">2. </w:t>
+      </w:r>
+      <w:r>
+        <w:rPr>
+          <w:b/>
+          <w:bCs/>
+        </w:rPr>
+        <w:t>docker exec redis redis-cli TYPE "match:score:17"</w:t>
+      </w:r>
+    </w:p>
+    <w:p>
+      <w:pPr>
+        <w:bidi w:val="0"/>
+        <w:rPr>
+          <w:b/>
+          <w:bCs/>
+        </w:rPr>
+      </w:pPr>
+      <w:r>
+        <w:t>S</w:t>
+      </w:r>
+      <w:r>
+        <w:t>tring</w:t>
+      </w:r>
+      <w:r>
+        <w:br/>
+        <w:t>or</w:t>
+      </w:r>
+      <w:r>
+        <w:br/>
+      </w:r>
+      <w:r>
+        <w:rPr>
+          <w:b/>
+          <w:bCs/>
+        </w:rPr>
+        <w:t>docker exec redis redis-cli TYPE live:matches</w:t>
+      </w:r>
+    </w:p>
+    <w:p>
+      <w:pPr>
+        <w:bidi w:val="0"/>
+      </w:pPr>
+      <w:r>
+        <w:t>Z</w:t>
+      </w:r>
+      <w:r>
+        <w:t>set</w:t>
+      </w:r>
+    </w:p>
+    <w:p>
+      <w:pPr>
+        <w:bidi w:val="0"/>
+        <w:rPr>
+          <w:b/>
+          <w:bCs/>
+        </w:rPr>
+      </w:pPr>
+      <w:r>
+        <w:rPr>
+          <w:b/>
+          <w:bCs/>
+        </w:rPr>
+        <w:t xml:space="preserve">3. </w:t>
+      </w:r>
+      <w:r>
+        <w:rPr>
+          <w:b/>
+          <w:bCs/>
+        </w:rPr>
+        <w:t>docker exec redis redis-cli GET match:score:11</w:t>
+      </w:r>
+    </w:p>
+    <w:p>
+      <w:pPr>
+        <w:bidi w:val="0"/>
+        <w:rPr>
+          <w:b/>
+          <w:bCs/>
+        </w:rPr>
+      </w:pPr>
+      <w:r>
+        <w:rPr>
+          <w:b/>
+          <w:bCs/>
+        </w:rPr>
+        <w:t>{"matchId":11,"homeScore":1,"awayScore":0,"timestamp":"2025-11-19T18:46:10.1232172Z"}</w:t>
+      </w:r>
+      <w:r>
+        <w:rPr>
+          <w:b/>
+          <w:bCs/>
+        </w:rPr>
+        <w:br/>
+      </w:r>
+      <w:r>
+        <w:t>or</w:t>
+      </w:r>
+      <w:r>
+        <w:br/>
+      </w:r>
+      <w:r>
+        <w:rPr>
+          <w:b/>
+          <w:bCs/>
+        </w:rPr>
+        <w:t>docker exec redis redis-cli ZRANGE live:matches 0 -1 WITHSCORES</w:t>
+      </w:r>
+    </w:p>
+    <w:p>
+      <w:pPr>
+        <w:bidi w:val="0"/>
+        <w:rPr>
+          <w:rtl/>
+        </w:rPr>
+      </w:pPr>
+      <w:r>
+        <w:t>3</w:t>
+      </w:r>
+    </w:p>
+    <w:p>
+      <w:pPr>
+        <w:bidi w:val="0"/>
+        <w:rPr>
+          <w:rtl/>
+        </w:rPr>
+      </w:pPr>
+      <w:r>
+        <w:t>1763577946</w:t>
+      </w:r>
+    </w:p>
+    <w:p>
+      <w:pPr>
+        <w:bidi w:val="0"/>
+        <w:rPr>
+          <w:rtl/>
+        </w:rPr>
+      </w:pPr>
+      <w:r>
+        <w:t>20</w:t>
+      </w:r>
+    </w:p>
+    <w:p>
+      <w:pPr>
+        <w:bidi w:val="0"/>
+      </w:pPr>
+      <w:r>
+        <w:t>1763577959</w:t>
+      </w:r>
+    </w:p>
+    <w:p>
+      <w:pPr>
+        <w:bidi w:val="0"/>
+      </w:pPr>
+      <w:r>
+        <w:t>…</w:t>
+      </w:r>
+    </w:p>
+    <w:p>
+      <w:pPr>
+        <w:bidi w:val="0"/>
+        <w:rPr>
+          <w:b/>
+          <w:bCs/>
+          <w:highlight w:val="yellow"/>
+          <w:u w:val="single"/>
+        </w:rPr>
+      </w:pPr>
+    </w:p>
+    <w:p>
+      <w:pPr>
+        <w:bidi w:val="0"/>
+      </w:pPr>
+      <w:r>
+        <w:rPr>
+          <w:b/>
+          <w:bCs/>
+          <w:highlight w:val="yellow"/>
+          <w:u w:val="single"/>
+        </w:rPr>
+        <w:t>Rebuilding a docker</w:t>
+      </w:r>
+      <w:r>
+        <w:rPr>
+          <w:b/>
+          <w:bCs/>
+          <w:u w:val="single"/>
+        </w:rPr>
+        <w:br/>
+      </w:r>
+      <w:r>
+        <w:t xml:space="preserve">docker compose build ingestservice </w:t>
+      </w:r>
+      <w:r>
+        <w:t xml:space="preserve"> //one service</w:t>
+      </w:r>
+      <w:r>
+        <w:rPr>
+          <w:b/>
+          <w:bCs/>
+          <w:u w:val="single"/>
+        </w:rPr>
+        <w:br/>
+      </w:r>
+      <w:r>
+        <w:t>docker compose build --no-cache</w:t>
+      </w:r>
+      <w:r>
+        <w:t xml:space="preserve"> //all dockers</w:t>
+      </w:r>
+    </w:p>
+    <w:p>
+      <w:pPr>
+        <w:bidi w:val="0"/>
+      </w:pPr>
+      <w:r>
+        <w:rPr>
+          <w:b/>
+          <w:bCs/>
+          <w:u w:val="single"/>
+        </w:rPr>
+        <w:br/>
+      </w:r>
+      <w:r>
+        <w:rPr>
+          <w:b/>
+          <w:bCs/>
+          <w:highlight w:val="yellow"/>
+          <w:u w:val="single"/>
+        </w:rPr>
+        <w:t>To Reset dockers:</w:t>
+      </w:r>
+    </w:p>
+    <w:p>
+      <w:pPr>
+        <w:bidi w:val="0"/>
+        <w:rPr>
+          <w:b/>
+          <w:bCs/>
+        </w:rPr>
+      </w:pPr>
+      <w:r>
+        <w:rPr>
+          <w:b/>
+          <w:bCs/>
+        </w:rPr>
+        <w:t>docker compose down -v</w:t>
+      </w:r>
+    </w:p>
+    <w:p>
+      <w:pPr>
+        <w:bidi w:val="0"/>
+        <w:rPr>
+          <w:b/>
+          <w:bCs/>
+        </w:rPr>
+      </w:pPr>
+    </w:p>
+    <w:p>
+      <w:pPr>
+        <w:bidi w:val="0"/>
+        <w:rPr>
+          <w:b/>
+          <w:bCs/>
+        </w:rPr>
+      </w:pPr>
+      <w:r>
+        <w:rPr>
+          <w:b/>
+          <w:bCs/>
+          <w:highlight w:val="yellow"/>
+          <w:u w:val="single"/>
+        </w:rPr>
+        <w:t xml:space="preserve">Inspecting </w:t>
+      </w:r>
+      <w:r>
+        <w:rPr>
+          <w:b/>
+          <w:bCs/>
+          <w:highlight w:val="red"/>
+          <w:u w:val="single"/>
+        </w:rPr>
+        <w:t xml:space="preserve">SQL </w:t>
+      </w:r>
+      <w:r>
+        <w:rPr>
+          <w:b/>
+          <w:bCs/>
+          <w:highlight w:val="yellow"/>
+          <w:u w:val="single"/>
+        </w:rPr>
+        <w:t xml:space="preserve">Server - </w:t>
+      </w:r>
+      <w:r>
+        <w:rPr>
+          <w:b/>
+          <w:bCs/>
+          <w:highlight w:val="yellow"/>
+          <w:u w:val="single"/>
+        </w:rPr>
+        <w:t>Using SSMS with the container:</w:t>
+      </w:r>
+    </w:p>
+    <w:tbl>
+      <w:tblPr>
+        <w:tblW w:w="0" w:type="auto"/>
+        <w:tblCellSpacing w:w="15" w:type="dxa"/>
+        <w:tblCellMar>
+          <w:top w:w="15" w:type="dxa"/>
+          <w:left w:w="15" w:type="dxa"/>
+          <w:bottom w:w="15" w:type="dxa"/>
+          <w:right w:w="15" w:type="dxa"/>
+        </w:tblCellMar>
+        <w:tblLook w:val="04A0" w:firstRow="1" w:lastRow="0" w:firstColumn="1" w:lastColumn="0" w:noHBand="0" w:noVBand="1"/>
+      </w:tblPr>
+      <w:tblGrid>
+        <w:gridCol w:w="1476"/>
+        <w:gridCol w:w="2709"/>
+      </w:tblGrid>
+      <w:tr>
+        <w:trPr>
+          <w:tblHeader/>
+          <w:tblCellSpacing w:w="15" w:type="dxa"/>
+        </w:trPr>
+        <w:tc>
+          <w:tcPr>
+            <w:tcW w:w="0" w:type="auto"/>
+            <w:vAlign w:val="center"/>
+            <w:hideMark/>
+          </w:tcPr>
+          <w:p>
+            <w:pPr>
+              <w:bidi w:val="0"/>
+            </w:pPr>
+            <w:r>
+              <w:t>Field</w:t>
+            </w:r>
+          </w:p>
+        </w:tc>
+        <w:tc>
+          <w:tcPr>
+            <w:tcW w:w="0" w:type="auto"/>
+            <w:vAlign w:val="center"/>
+            <w:hideMark/>
+          </w:tcPr>
+          <w:p>
+            <w:pPr>
+              <w:bidi w:val="0"/>
+              <w:rPr>
+                <w:b/>
+                <w:bCs/>
+              </w:rPr>
+            </w:pPr>
+            <w:r>
+              <w:rPr>
+                <w:b/>
+                <w:bCs/>
+              </w:rPr>
+              <w:t>Value</w:t>
+            </w:r>
+          </w:p>
+        </w:tc>
+      </w:tr>
+      <w:tr>
+        <w:trPr>
+          <w:tblCellSpacing w:w="15" w:type="dxa"/>
+        </w:trPr>
+        <w:tc>
+          <w:tcPr>
+            <w:tcW w:w="0" w:type="auto"/>
+            <w:vAlign w:val="center"/>
+            <w:hideMark/>
+          </w:tcPr>
+          <w:p>
+            <w:pPr>
+              <w:bidi w:val="0"/>
+            </w:pPr>
+            <w:r>
+              <w:t>Server name</w:t>
+            </w:r>
+          </w:p>
+        </w:tc>
+        <w:tc>
+          <w:tcPr>
+            <w:tcW w:w="0" w:type="auto"/>
+            <w:vAlign w:val="center"/>
+            <w:hideMark/>
+          </w:tcPr>
+          <w:p>
+            <w:pPr>
+              <w:bidi w:val="0"/>
+              <w:rPr>
+                <w:b/>
+                <w:bCs/>
+              </w:rPr>
+            </w:pPr>
+            <w:r>
+              <w:rPr>
+                <w:b/>
+                <w:bCs/>
+              </w:rPr>
+              <w:t>localhost,1433</w:t>
+            </w:r>
+          </w:p>
+        </w:tc>
+      </w:tr>
+      <w:tr>
+        <w:trPr>
+          <w:tblCellSpacing w:w="15" w:type="dxa"/>
+        </w:trPr>
+        <w:tc>
+          <w:tcPr>
+            <w:tcW w:w="0" w:type="auto"/>
+            <w:vAlign w:val="center"/>
+            <w:hideMark/>
+          </w:tcPr>
+          <w:p>
+            <w:pPr>
+              <w:bidi w:val="0"/>
+            </w:pPr>
+            <w:r>
+              <w:t>Authentication</w:t>
+            </w:r>
+          </w:p>
+        </w:tc>
+        <w:tc>
+          <w:tcPr>
+            <w:tcW w:w="0" w:type="auto"/>
+            <w:vAlign w:val="center"/>
+            <w:hideMark/>
+          </w:tcPr>
+          <w:p>
+            <w:pPr>
+              <w:bidi w:val="0"/>
+              <w:rPr>
+                <w:b/>
+                <w:bCs/>
+              </w:rPr>
+            </w:pPr>
+            <w:r>
+              <w:rPr>
+                <w:b/>
+                <w:bCs/>
+              </w:rPr>
+              <w:t>SQL Server Authentication</w:t>
+            </w:r>
+          </w:p>
+        </w:tc>
+      </w:tr>
+      <w:tr>
+        <w:trPr>
+          <w:tblCellSpacing w:w="15" w:type="dxa"/>
+        </w:trPr>
+        <w:tc>
+          <w:tcPr>
+            <w:tcW w:w="0" w:type="auto"/>
+            <w:vAlign w:val="center"/>
+            <w:hideMark/>
+          </w:tcPr>
+          <w:p>
+            <w:pPr>
+              <w:bidi w:val="0"/>
+            </w:pPr>
+            <w:r>
+              <w:t>Login</w:t>
+            </w:r>
+          </w:p>
+        </w:tc>
+        <w:tc>
+          <w:tcPr>
+            <w:tcW w:w="0" w:type="auto"/>
+            <w:vAlign w:val="center"/>
+            <w:hideMark/>
+          </w:tcPr>
+          <w:p>
+            <w:pPr>
+              <w:bidi w:val="0"/>
+              <w:rPr>
+                <w:b/>
+                <w:bCs/>
+              </w:rPr>
+            </w:pPr>
+            <w:r>
+              <w:rPr>
+                <w:b/>
+                <w:bCs/>
+              </w:rPr>
+              <w:t>sa</w:t>
+            </w:r>
+          </w:p>
+        </w:tc>
+      </w:tr>
+      <w:tr>
+        <w:trPr>
+          <w:tblCellSpacing w:w="15" w:type="dxa"/>
+        </w:trPr>
+        <w:tc>
+          <w:tcPr>
+            <w:tcW w:w="0" w:type="auto"/>
+            <w:vAlign w:val="center"/>
+            <w:hideMark/>
+          </w:tcPr>
+          <w:p>
+            <w:pPr>
+              <w:bidi w:val="0"/>
+            </w:pPr>
+            <w:r>
+              <w:t>Password</w:t>
+            </w:r>
+          </w:p>
+        </w:tc>
+        <w:tc>
+          <w:tcPr>
+            <w:tcW w:w="0" w:type="auto"/>
+            <w:vAlign w:val="center"/>
+            <w:hideMark/>
+          </w:tcPr>
+          <w:p>
+            <w:pPr>
+              <w:bidi w:val="0"/>
+              <w:rPr>
+                <w:b/>
+                <w:bCs/>
+              </w:rPr>
+            </w:pPr>
+            <w:r>
+              <w:rPr>
+                <w:b/>
+                <w:bCs/>
+              </w:rPr>
+              <w:t>Strong!Passw0rd</w:t>
+            </w:r>
+          </w:p>
+        </w:tc>
+      </w:tr>
+    </w:tbl>
+    <w:p>
+      <w:pPr>
+        <w:bidi w:val="0"/>
+        <w:rPr>
+          <w:b/>
+          <w:bCs/>
+        </w:rPr>
+      </w:pPr>
+      <w:r>
+        <w:rPr>
+          <w:b/>
+          <w:bCs/>
+        </w:rPr>
+        <w:t>Using MongoDB Comp</w:t>
+      </w:r>
+      <w:r>
+        <w:rPr>
+          <w:b/>
+          <w:bCs/>
+        </w:rPr>
+        <w:t>a</w:t>
+      </w:r>
+      <w:r>
+        <w:rPr>
+          <w:b/>
+          <w:bCs/>
+        </w:rPr>
+        <w:t>ss with the mongo</w:t>
+      </w:r>
+      <w:r>
+        <w:rPr>
+          <w:b/>
+          <w:bCs/>
+        </w:rPr>
+        <w:t xml:space="preserve"> DB</w:t>
+      </w:r>
+      <w:r>
+        <w:rPr>
+          <w:b/>
+          <w:bCs/>
+        </w:rPr>
+        <w:t xml:space="preserve"> container: </w:t>
+      </w:r>
+      <w:r>
+        <w:t>(same as for localhost, just look at the new Sport365 DB)</w:t>
+      </w:r>
+      <w:r>
+        <w:br/>
+        <w:t>Connection string:</w:t>
+      </w:r>
+      <w:r>
+        <w:rPr>
+          <w:b/>
+          <w:bCs/>
+        </w:rPr>
         <w:t xml:space="preserve"> </w:t>
       </w:r>
-      <w:proofErr w:type="spellStart"/>
-      <w:r>
-        <w:t>printenv</w:t>
-      </w:r>
-      <w:proofErr w:type="spellEnd"/>
-      <w:r>
-        <w:t xml:space="preserve"> </w:t>
-      </w:r>
-      <w:r>
-        <w:br/>
-      </w:r>
-      <w:r>
-        <w:br/>
-      </w:r>
+      <w:r>
+        <w:rPr>
+          <w:b/>
+          <w:bCs/>
+        </w:rPr>
+        <w:t>mongodb://localhost:27017</w:t>
+      </w:r>
+    </w:p>
+    <w:p>
+      <w:pPr>
+        <w:bidi w:val="0"/>
+      </w:pPr>
       <w:r>
         <w:br/>
       </w:r>
@@ -286,7 +1562,15 @@
           <w:b/>
           <w:bCs/>
         </w:rPr>
-        <w:t>12 partitions</w:t>
+        <w:t xml:space="preserve">12 </w:t>
+      </w:r>
+      <w:r>
+        <w:rPr>
+          <w:b/>
+          <w:bCs/>
+          <w:highlight w:val="green"/>
+        </w:rPr>
+        <w:t>partitions</w:t>
       </w:r>
       <w:r>
         <w:t>.</w:t>
@@ -329,10 +1613,33 @@
           <w:b/>
           <w:bCs/>
         </w:rPr>
-        <w:t>Parallelism:</w:t>
-      </w:r>
-      <w:r>
-        <w:t xml:space="preserve"> Partitions allow a topic's data to be spread across multiple brokers (servers). This means that multiple consumer processes can read from the same topic simultaneously, with each consumer instance reading from one or more dedicated partitions. This is how Kafka achieves high throughput.</w:t>
+        <w:t>Parallelism</w:t>
+      </w:r>
+      <w:r>
+        <w:rPr>
+          <w:b/>
+          <w:bCs/>
+          <w:highlight w:val="green"/>
+        </w:rPr>
+        <w:t>:</w:t>
+      </w:r>
+      <w:r>
+        <w:rPr>
+          <w:highlight w:val="green"/>
+        </w:rPr>
+        <w:t xml:space="preserve"> </w:t>
+      </w:r>
+      <w:r>
+        <w:rPr>
+          <w:b/>
+          <w:bCs/>
+          <w:highlight w:val="green"/>
+          <w:u w:val="single"/>
+        </w:rPr>
+        <w:t>Partitions allow a topic's data to be spread across multiple brokers (servers).</w:t>
+      </w:r>
+      <w:r>
+        <w:t xml:space="preserve"> This means that multiple consumer processes can read from the same topic simultaneously, with each consumer instance reading from one or more dedicated partitions. This is how Kafka achieves high throughput.</w:t>
       </w:r>
     </w:p>
     <w:p>
@@ -464,6 +1771,740 @@
       </w:pPr>
       <w:r>
         <w:t>Your topic configuration shows a good strategy of matching the partition count to the expected load or the required degree of parallelism for each data stream.</w:t>
+      </w:r>
+    </w:p>
+    <w:p>
+      <w:pPr>
+        <w:bidi w:val="0"/>
+        <w:rPr>
+          <w:b/>
+          <w:bCs/>
+        </w:rPr>
+      </w:pPr>
+      <w:r>
+        <w:br/>
+        <w:t>Connection strings</w:t>
+      </w:r>
+      <w:r>
+        <w:t xml:space="preserve"> for SQL server</w:t>
+      </w:r>
+      <w:r>
+        <w:t>:</w:t>
+      </w:r>
+      <w:r>
+        <w:br/>
+      </w:r>
+      <w:r>
+        <w:rPr>
+          <w:b/>
+          <w:bCs/>
+        </w:rPr>
+        <w:t>From host machine:</w:t>
+      </w:r>
+      <w:r>
+        <w:rPr>
+          <w:b/>
+          <w:bCs/>
+        </w:rPr>
+        <w:br/>
+      </w:r>
+      <w:r>
+        <w:t>"Server=</w:t>
+      </w:r>
+      <w:r>
+        <w:rPr>
+          <w:highlight w:val="yellow"/>
+        </w:rPr>
+        <w:t>localhost</w:t>
+      </w:r>
+      <w:r>
+        <w:t>,1433;Database=Sports365;User Id=dockeruser;Password=Strong!Passw0rd;"</w:t>
+      </w:r>
+      <w:r>
+        <w:br/>
+      </w:r>
+      <w:r>
+        <w:rPr>
+          <w:b/>
+          <w:bCs/>
+        </w:rPr>
+        <w:t>From another container in the same Docker Compose network:</w:t>
+      </w:r>
+      <w:r>
+        <w:rPr>
+          <w:b/>
+          <w:bCs/>
+        </w:rPr>
+        <w:br/>
+      </w:r>
+      <w:r>
+        <w:t>"Server=</w:t>
+      </w:r>
+      <w:r>
+        <w:rPr>
+          <w:highlight w:val="yellow"/>
+        </w:rPr>
+        <w:t>sqlserver</w:t>
+      </w:r>
+      <w:r>
+        <w:t>,1433;Database=Sports365;User Id=dockeruser;Password=Strong!Passw0rd;"</w:t>
+      </w:r>
+      <w:r>
+        <w:br/>
+      </w:r>
+      <w:r>
+        <w:br/>
+      </w:r>
+      <w:r>
+        <w:br/>
+      </w:r>
+      <w:r>
+        <w:rPr>
+          <w:b/>
+          <w:bCs/>
+          <w:highlight w:val="yellow"/>
+        </w:rPr>
+        <w:t>Config is read from the appsettings.json and overridden by the docker-compose configuration!</w:t>
+      </w:r>
+      <w:r>
+        <w:rPr>
+          <w:b/>
+          <w:bCs/>
+        </w:rPr>
+        <w:br/>
+      </w:r>
+      <w:r>
+        <w:rPr>
+          <w:b/>
+          <w:bCs/>
+        </w:rPr>
+        <w:br/>
+      </w:r>
+      <w:r>
+        <w:rPr>
+          <w:b/>
+          <w:bCs/>
+          <w:u w:val="single"/>
+        </w:rPr>
+        <w:t>Run these from the solution root</w:t>
+      </w:r>
+      <w:r>
+        <w:rPr>
+          <w:b/>
+          <w:bCs/>
+          <w:u w:val="single"/>
+        </w:rPr>
+        <w:t xml:space="preserve"> (from: </w:t>
+      </w:r>
+      <w:r>
+        <w:rPr>
+          <w:b/>
+          <w:bCs/>
+          <w:highlight w:val="magenta"/>
+          <w:u w:val="single"/>
+        </w:rPr>
+        <w:t>C:\Development\Backup\365Scores\src</w:t>
+      </w:r>
+      <w:r>
+        <w:rPr>
+          <w:b/>
+          <w:bCs/>
+          <w:u w:val="single"/>
+        </w:rPr>
+        <w:t>)</w:t>
+      </w:r>
+      <w:r>
+        <w:rPr>
+          <w:b/>
+          <w:bCs/>
+        </w:rPr>
+        <w:br/>
+      </w:r>
+      <w:r>
+        <w:rPr>
+          <w:b/>
+          <w:bCs/>
+          <w:highlight w:val="yellow"/>
+        </w:rPr>
+        <w:t>Add the migration (creates the migration files)</w:t>
+      </w:r>
+      <w:r>
+        <w:rPr>
+          <w:b/>
+          <w:bCs/>
+        </w:rPr>
+        <w:br/>
+      </w:r>
+      <w:r>
+        <w:rPr>
+          <w:highlight w:val="green"/>
+        </w:rPr>
+        <w:t>dotnet ef migrations add InitialCreate --project Common --startup-project DataAPI</w:t>
+      </w:r>
+      <w:r>
+        <w:br/>
+      </w:r>
+      <w:r>
+        <w:rPr>
+          <w:b/>
+          <w:bCs/>
+          <w:highlight w:val="yellow"/>
+        </w:rPr>
+        <w:t>Apply the migration (creates the database)</w:t>
+      </w:r>
+      <w:r>
+        <w:rPr>
+          <w:b/>
+          <w:bCs/>
+        </w:rPr>
+        <w:br/>
+      </w:r>
+      <w:r>
+        <w:rPr>
+          <w:highlight w:val="green"/>
+        </w:rPr>
+        <w:t>dotnet ef database update --project Common --startup-project DataAPI --connection "Server=host.docker.internal,1433;Database=Sports365;User Id=sa;Password=</w:t>
+      </w:r>
+      <w:bookmarkStart w:id="0" w:name="_Hlk214486855"/>
+      <w:r>
+        <w:rPr>
+          <w:b/>
+          <w:bCs/>
+          <w:highlight w:val="green"/>
+        </w:rPr>
+        <w:t>Strong!Passw0rd</w:t>
+      </w:r>
+      <w:bookmarkEnd w:id="0"/>
+      <w:r>
+        <w:rPr>
+          <w:highlight w:val="green"/>
+        </w:rPr>
+        <w:t>;TrustServerCertificate=True;"</w:t>
+      </w:r>
+      <w:r>
+        <w:br/>
+      </w:r>
+      <w:r>
+        <w:rPr>
+          <w:b/>
+          <w:bCs/>
+        </w:rPr>
+        <w:br/>
+      </w:r>
+      <w:r>
+        <w:rPr>
+          <w:b/>
+          <w:bCs/>
+          <w:sz w:val="28"/>
+          <w:szCs w:val="28"/>
+          <w:highlight w:val="yellow"/>
+        </w:rPr>
+        <w:t>How to test after fixing</w:t>
+      </w:r>
+      <w:r>
+        <w:rPr>
+          <w:b/>
+          <w:bCs/>
+        </w:rPr>
+        <w:br/>
+      </w:r>
+      <w:r>
+        <w:rPr>
+          <w:b/>
+          <w:bCs/>
+        </w:rPr>
+        <w:t># 1. Rebuild and restart</w:t>
+      </w:r>
+    </w:p>
+    <w:p>
+      <w:pPr>
+        <w:bidi w:val="0"/>
+        <w:rPr>
+          <w:b/>
+          <w:bCs/>
+        </w:rPr>
+      </w:pPr>
+      <w:r>
+        <w:rPr>
+          <w:b/>
+          <w:bCs/>
+        </w:rPr>
+        <w:t>docker-compose down</w:t>
+      </w:r>
+    </w:p>
+    <w:p>
+      <w:pPr>
+        <w:bidi w:val="0"/>
+        <w:rPr>
+          <w:b/>
+          <w:bCs/>
+        </w:rPr>
+      </w:pPr>
+      <w:r>
+        <w:rPr>
+          <w:b/>
+          <w:bCs/>
+        </w:rPr>
+        <w:t>docker-compose build</w:t>
+      </w:r>
+    </w:p>
+    <w:p>
+      <w:pPr>
+        <w:bidi w:val="0"/>
+        <w:rPr>
+          <w:b/>
+          <w:bCs/>
+        </w:rPr>
+      </w:pPr>
+      <w:r>
+        <w:rPr>
+          <w:b/>
+          <w:bCs/>
+        </w:rPr>
+        <w:t>docker-compose up -d</w:t>
+      </w:r>
+    </w:p>
+    <w:p>
+      <w:pPr>
+        <w:bidi w:val="0"/>
+        <w:rPr>
+          <w:b/>
+          <w:bCs/>
+          <w:rtl/>
+        </w:rPr>
+      </w:pPr>
+    </w:p>
+    <w:p>
+      <w:pPr>
+        <w:bidi w:val="0"/>
+        <w:rPr>
+          <w:b/>
+          <w:bCs/>
+        </w:rPr>
+      </w:pPr>
+      <w:r>
+        <w:rPr>
+          <w:b/>
+          <w:bCs/>
+        </w:rPr>
+        <w:t># 2. Check SQL tables (should have data)</w:t>
+      </w:r>
+    </w:p>
+    <w:p>
+      <w:pPr>
+        <w:bidi w:val="0"/>
+        <w:rPr>
+          <w:b/>
+          <w:bCs/>
+        </w:rPr>
+      </w:pPr>
+      <w:r>
+        <w:rPr>
+          <w:b/>
+          <w:bCs/>
+        </w:rPr>
+        <w:t>docker exec -it sql_server /opt/mssql-tools/bin/sqlcmd -S localhost -U sa -P Strong!Passw0rd</w:t>
+      </w:r>
+    </w:p>
+    <w:p>
+      <w:pPr>
+        <w:bidi w:val="0"/>
+        <w:rPr>
+          <w:b/>
+          <w:bCs/>
+        </w:rPr>
+      </w:pPr>
+      <w:r>
+        <w:rPr>
+          <w:b/>
+          <w:bCs/>
+        </w:rPr>
+        <w:t>SELECT COUNT(*) FROM Matches;</w:t>
+      </w:r>
+    </w:p>
+    <w:p>
+      <w:pPr>
+        <w:bidi w:val="0"/>
+        <w:rPr>
+          <w:b/>
+          <w:bCs/>
+        </w:rPr>
+      </w:pPr>
+      <w:r>
+        <w:rPr>
+          <w:b/>
+          <w:bCs/>
+        </w:rPr>
+        <w:t>SELECT COUNT(*) FROM Players;</w:t>
+      </w:r>
+    </w:p>
+    <w:p>
+      <w:pPr>
+        <w:bidi w:val="0"/>
+        <w:rPr>
+          <w:b/>
+          <w:bCs/>
+        </w:rPr>
+      </w:pPr>
+      <w:r>
+        <w:rPr>
+          <w:b/>
+          <w:bCs/>
+        </w:rPr>
+        <w:t>SELECT COUNT(*) FROM Teams;</w:t>
+      </w:r>
+    </w:p>
+    <w:p>
+      <w:pPr>
+        <w:bidi w:val="0"/>
+        <w:rPr>
+          <w:b/>
+          <w:bCs/>
+          <w:rtl/>
+        </w:rPr>
+      </w:pPr>
+    </w:p>
+    <w:p>
+      <w:pPr>
+        <w:bidi w:val="0"/>
+        <w:rPr>
+          <w:b/>
+          <w:bCs/>
+        </w:rPr>
+      </w:pPr>
+      <w:r>
+        <w:rPr>
+          <w:b/>
+          <w:bCs/>
+        </w:rPr>
+        <w:t># 3. Check Elasticsearch indexes</w:t>
+      </w:r>
+    </w:p>
+    <w:p>
+      <w:pPr>
+        <w:bidi w:val="0"/>
+        <w:rPr>
+          <w:b/>
+          <w:bCs/>
+        </w:rPr>
+      </w:pPr>
+      <w:r>
+        <w:rPr>
+          <w:b/>
+          <w:bCs/>
+        </w:rPr>
+        <w:t>curl -X GET "localhost:9200/_cat/indices?v"</w:t>
+      </w:r>
+    </w:p>
+    <w:p>
+      <w:pPr>
+        <w:bidi w:val="0"/>
+        <w:rPr>
+          <w:b/>
+          <w:bCs/>
+        </w:rPr>
+      </w:pPr>
+      <w:r>
+        <w:rPr>
+          <w:b/>
+          <w:bCs/>
+        </w:rPr>
+        <w:t># Should show: matches-index, players-index, sports-events-index</w:t>
+      </w:r>
+    </w:p>
+    <w:p>
+      <w:pPr>
+        <w:bidi w:val="0"/>
+        <w:rPr>
+          <w:b/>
+          <w:bCs/>
+        </w:rPr>
+      </w:pPr>
+      <w:r>
+        <w:rPr>
+          <w:b/>
+          <w:bCs/>
+        </w:rPr>
+        <w:br/>
+      </w:r>
+      <w:r>
+        <w:rPr>
+          <w:b/>
+          <w:bCs/>
+        </w:rPr>
+        <w:t># 4. Test new API endpoints</w:t>
+      </w:r>
+    </w:p>
+    <w:p>
+      <w:pPr>
+        <w:bidi w:val="0"/>
+        <w:rPr>
+          <w:b/>
+          <w:bCs/>
+        </w:rPr>
+      </w:pPr>
+      <w:r>
+        <w:rPr>
+          <w:b/>
+          <w:bCs/>
+        </w:rPr>
+        <w:t>curl http://localhost:50</w:t>
+      </w:r>
+      <w:r>
+        <w:rPr>
+          <w:b/>
+          <w:bCs/>
+        </w:rPr>
+        <w:t>9</w:t>
+      </w:r>
+      <w:r>
+        <w:rPr>
+          <w:b/>
+          <w:bCs/>
+        </w:rPr>
+        <w:t>1/api/events/recent</w:t>
+      </w:r>
+    </w:p>
+    <w:p>
+      <w:pPr>
+        <w:bidi w:val="0"/>
+        <w:rPr>
+          <w:b/>
+          <w:bCs/>
+        </w:rPr>
+      </w:pPr>
+      <w:r>
+        <w:rPr>
+          <w:b/>
+          <w:bCs/>
+        </w:rPr>
+        <w:t>curl http://localhost:50</w:t>
+      </w:r>
+      <w:r>
+        <w:rPr>
+          <w:b/>
+          <w:bCs/>
+        </w:rPr>
+        <w:t>9</w:t>
+      </w:r>
+      <w:r>
+        <w:rPr>
+          <w:b/>
+          <w:bCs/>
+        </w:rPr>
+        <w:t>1/api/search/players?query=Saka</w:t>
+      </w:r>
+    </w:p>
+    <w:p>
+      <w:pPr>
+        <w:bidi w:val="0"/>
+        <w:rPr>
+          <w:b/>
+          <w:bCs/>
+          <w:rtl/>
+        </w:rPr>
+      </w:pPr>
+    </w:p>
+    <w:p>
+      <w:pPr>
+        <w:bidi w:val="0"/>
+        <w:rPr>
+          <w:b/>
+          <w:bCs/>
+        </w:rPr>
+      </w:pPr>
+      <w:r>
+        <w:rPr>
+          <w:b/>
+          <w:bCs/>
+        </w:rPr>
+        <w:t># 5. Run console client</w:t>
+      </w:r>
+    </w:p>
+    <w:p>
+      <w:pPr>
+        <w:bidi w:val="0"/>
+      </w:pPr>
+      <w:r>
+        <w:rPr>
+          <w:b/>
+          <w:bCs/>
+        </w:rPr>
+        <w:t>cd 365Scores.ConsoleClient &amp;&amp; dotnet run</w:t>
+      </w:r>
+      <w:r>
+        <w:rPr>
+          <w:b/>
+          <w:bCs/>
+        </w:rPr>
+        <w:br/>
+      </w:r>
+      <w:r>
+        <w:rPr>
+          <w:b/>
+          <w:bCs/>
+        </w:rPr>
+        <w:br/>
+        <w:t>To run SQL server separately:</w:t>
+      </w:r>
+      <w:r>
+        <w:rPr>
+          <w:b/>
+          <w:bCs/>
+        </w:rPr>
+        <w:br/>
+      </w:r>
+      <w:r>
+        <w:rPr>
+          <w:b/>
+          <w:bCs/>
+          <w:highlight w:val="yellow"/>
+        </w:rPr>
+        <w:t>To run the SQL Server:</w:t>
+      </w:r>
+      <w:r>
+        <w:rPr>
+          <w:b/>
+          <w:bCs/>
+        </w:rPr>
+        <w:br/>
+      </w:r>
+      <w:r>
+        <w:t>docker run -d --name sqlserver2022 -e "ACCEPT_EULA=Y" -e "SA_PASSWORD=Strong!Passw0rd" -p 1433:1433 -v C:\docker\sqlserver\data:/var/opt/mssql/data -v C:\docker\sqlserver\backups:/var/opt/mssql/backups mcr.microsoft.com/mssql/server:2022-latest</w:t>
+      </w:r>
+      <w:r>
+        <w:br/>
+      </w:r>
+      <w:r>
+        <w:rPr>
+          <w:b/>
+          <w:bCs/>
+        </w:rPr>
+        <w:br/>
+      </w:r>
+      <w:r>
+        <w:rPr>
+          <w:b/>
+          <w:bCs/>
+          <w:highlight w:val="yellow"/>
+        </w:rPr>
+        <w:t>Inspect Kafka topics</w:t>
+      </w:r>
+      <w:r>
+        <w:rPr>
+          <w:b/>
+          <w:bCs/>
+        </w:rPr>
+        <w:br/>
+      </w:r>
+      <w:r>
+        <w:t xml:space="preserve">docker exec -it kafka kafka-topics --bootstrap-server localhost:9092 </w:t>
+      </w:r>
+      <w:r>
+        <w:t>–</w:t>
+      </w:r>
+      <w:r>
+        <w:t>describe</w:t>
+      </w:r>
+      <w:r>
+        <w:br/>
+      </w:r>
+      <w:r>
+        <w:br/>
+      </w:r>
+      <w:r>
+        <w:rPr>
+          <w:b/>
+          <w:bCs/>
+          <w:highlight w:val="yellow"/>
+        </w:rPr>
+        <w:t>DOCKER SCALING</w:t>
+      </w:r>
+      <w:r>
+        <w:rPr>
+          <w:b/>
+          <w:bCs/>
+        </w:rPr>
+        <w:br/>
+      </w:r>
+      <w:r>
+        <w:t>docker compose up --scale ingestservice=4 -d</w:t>
+      </w:r>
+      <w:r>
+        <w:br/>
+      </w:r>
+      <w:r>
+        <w:t>docker-compose up --scale notificationservice=3</w:t>
+      </w:r>
+      <w:r>
+        <w:br/>
+        <w:t>or</w:t>
+      </w:r>
+      <w:r>
+        <w:br/>
+      </w:r>
+      <w:r>
+        <w:t>docker compose  --file C:\Development\Backup\365Scores\</w:t>
+      </w:r>
+      <w:r>
+        <w:rPr>
+          <w:b/>
+          <w:bCs/>
+        </w:rPr>
+        <w:t>docker-compose-with-scale.yml</w:t>
+      </w:r>
+      <w:r>
+        <w:t xml:space="preserve"> up -d</w:t>
+      </w:r>
+    </w:p>
+    <w:p>
+      <w:pPr>
+        <w:bidi w:val="0"/>
+      </w:pPr>
+      <w:r>
+        <w:t>or</w:t>
+      </w:r>
+      <w:r>
+        <w:br/>
+      </w:r>
+      <w:r>
+        <w:t>docker compose  --file C:\Development\Backup\365Scores\</w:t>
+      </w:r>
+      <w:r>
+        <w:rPr>
+          <w:b/>
+          <w:bCs/>
+        </w:rPr>
+        <w:t>docker-compose-</w:t>
+      </w:r>
+      <w:r>
+        <w:rPr>
+          <w:b/>
+          <w:bCs/>
+        </w:rPr>
+        <w:t>no-ingest-service</w:t>
+      </w:r>
+      <w:r>
+        <w:rPr>
+          <w:b/>
+          <w:bCs/>
+        </w:rPr>
+        <w:t>.yml</w:t>
+      </w:r>
+      <w:r>
+        <w:t xml:space="preserve"> up -d</w:t>
+      </w:r>
+      <w:r>
+        <w:br/>
+      </w:r>
+    </w:p>
+    <w:p>
+      <w:pPr>
+        <w:suppressAutoHyphens w:val="0"/>
+        <w:bidi w:val="0"/>
+      </w:pPr>
+      <w:r>
+        <w:br w:type="page"/>
       </w:r>
     </w:p>
     <w:p>
@@ -1207,6 +3248,7 @@
   <w:style w:type="paragraph" w:default="1" w:styleId="Normal">
     <w:name w:val="Normal"/>
     <w:qFormat/>
+    <w:rsid w:val="006741FB"/>
     <w:pPr>
       <w:suppressAutoHyphens/>
       <w:bidi/>
@@ -1636,6 +3678,29 @@
       <w:szCs w:val="24"/>
     </w:rPr>
   </w:style>
+  <w:style w:type="character" w:styleId="Hyperlink">
+    <w:name w:val="Hyperlink"/>
+    <w:basedOn w:val="DefaultParagraphFont"/>
+    <w:uiPriority w:val="99"/>
+    <w:unhideWhenUsed/>
+    <w:rsid w:val="00CA6593"/>
+    <w:rPr>
+      <w:color w:val="467886" w:themeColor="hyperlink"/>
+      <w:u w:val="single"/>
+    </w:rPr>
+  </w:style>
+  <w:style w:type="character" w:styleId="UnresolvedMention">
+    <w:name w:val="Unresolved Mention"/>
+    <w:basedOn w:val="DefaultParagraphFont"/>
+    <w:uiPriority w:val="99"/>
+    <w:semiHidden/>
+    <w:unhideWhenUsed/>
+    <w:rsid w:val="00CA6593"/>
+    <w:rPr>
+      <w:color w:val="605E5C"/>
+      <w:shd w:val="clear" w:color="auto" w:fill="E1DFDD"/>
+    </w:rPr>
+  </w:style>
 </w:styles>
 </file>
 

--- a/src/Documentation/365Scores Conclusions.docx
+++ b/src/Documentation/365Scores Conclusions.docx
@@ -22,37 +22,84 @@
       </w:r>
       <w:r>
         <w:br/>
-        <w:t>Acks = Acks.All,</w:t>
-      </w:r>
-      <w:r>
-        <w:br/>
-        <w:t>EnableIdempotence = true,</w:t>
-      </w:r>
-    </w:p>
-    <w:p>
-      <w:pPr>
-        <w:bidi w:val="0"/>
-      </w:pPr>
-    </w:p>
-    <w:p>
-      <w:pPr>
-        <w:bidi w:val="0"/>
-      </w:pPr>
-      <w:r>
-        <w:t>docker stop kafka/kafdrop/zookeeper</w:t>
-      </w:r>
-    </w:p>
-    <w:p>
-      <w:pPr>
-        <w:bidi w:val="0"/>
-        <w:rPr>
-          <w:b/>
-          <w:bCs/>
-          <w:u w:val="single"/>
-        </w:rPr>
-      </w:pPr>
-      <w:r>
-        <w:t>docker rm kafka/kafdrop/zookeeper</w:t>
+        <w:t xml:space="preserve">Acks = </w:t>
+      </w:r>
+      <w:proofErr w:type="spellStart"/>
+      <w:r>
+        <w:t>Acks.All</w:t>
+      </w:r>
+      <w:proofErr w:type="spellEnd"/>
+      <w:r>
+        <w:t>,</w:t>
+      </w:r>
+      <w:r>
+        <w:br/>
+      </w:r>
+      <w:proofErr w:type="spellStart"/>
+      <w:r>
+        <w:t>EnableIdempotence</w:t>
+      </w:r>
+      <w:proofErr w:type="spellEnd"/>
+      <w:r>
+        <w:t xml:space="preserve"> = true,</w:t>
+      </w:r>
+    </w:p>
+    <w:p>
+      <w:pPr>
+        <w:bidi w:val="0"/>
+      </w:pPr>
+    </w:p>
+    <w:p>
+      <w:pPr>
+        <w:bidi w:val="0"/>
+      </w:pPr>
+      <w:r>
+        <w:t xml:space="preserve">docker stop </w:t>
+      </w:r>
+      <w:proofErr w:type="spellStart"/>
+      <w:r>
+        <w:t>kafka</w:t>
+      </w:r>
+      <w:proofErr w:type="spellEnd"/>
+      <w:r>
+        <w:t>/</w:t>
+      </w:r>
+      <w:proofErr w:type="spellStart"/>
+      <w:r>
+        <w:t>kafdrop</w:t>
+      </w:r>
+      <w:proofErr w:type="spellEnd"/>
+      <w:r>
+        <w:t>/zookeeper</w:t>
+      </w:r>
+    </w:p>
+    <w:p>
+      <w:pPr>
+        <w:bidi w:val="0"/>
+        <w:rPr>
+          <w:b/>
+          <w:bCs/>
+          <w:u w:val="single"/>
+        </w:rPr>
+      </w:pPr>
+      <w:r>
+        <w:t xml:space="preserve">docker rm </w:t>
+      </w:r>
+      <w:proofErr w:type="spellStart"/>
+      <w:r>
+        <w:t>kafka</w:t>
+      </w:r>
+      <w:proofErr w:type="spellEnd"/>
+      <w:r>
+        <w:t>/</w:t>
+      </w:r>
+      <w:proofErr w:type="spellStart"/>
+      <w:r>
+        <w:t>kafdrop</w:t>
+      </w:r>
+      <w:proofErr w:type="spellEnd"/>
+      <w:r>
+        <w:t>/zookeeper</w:t>
       </w:r>
       <w:r>
         <w:br/>
@@ -67,8 +114,9 @@
           <w:highlight w:val="yellow"/>
           <w:u w:val="single"/>
         </w:rPr>
-        <w:t>To r</w:t>
-      </w:r>
+        <w:t xml:space="preserve">To </w:t>
+      </w:r>
+      <w:proofErr w:type="gramStart"/>
       <w:r>
         <w:rPr>
           <w:b/>
@@ -76,7 +124,7 @@
           <w:highlight w:val="yellow"/>
           <w:u w:val="single"/>
         </w:rPr>
-        <w:t>e build dockers</w:t>
+        <w:t>r</w:t>
       </w:r>
       <w:r>
         <w:rPr>
@@ -85,6 +133,25 @@
           <w:highlight w:val="yellow"/>
           <w:u w:val="single"/>
         </w:rPr>
+        <w:t>e build</w:t>
+      </w:r>
+      <w:proofErr w:type="gramEnd"/>
+      <w:r>
+        <w:rPr>
+          <w:b/>
+          <w:bCs/>
+          <w:highlight w:val="yellow"/>
+          <w:u w:val="single"/>
+        </w:rPr>
+        <w:t xml:space="preserve"> dockers</w:t>
+      </w:r>
+      <w:r>
+        <w:rPr>
+          <w:b/>
+          <w:bCs/>
+          <w:highlight w:val="yellow"/>
+          <w:u w:val="single"/>
+        </w:rPr>
         <w:t>:</w:t>
       </w:r>
     </w:p>
@@ -93,8 +160,15 @@
         <w:bidi w:val="0"/>
       </w:pPr>
       <w:r>
-        <w:t>docker-compose build ingestservice</w:t>
-      </w:r>
+        <w:t xml:space="preserve">docker-compose build </w:t>
+      </w:r>
+      <w:proofErr w:type="spellStart"/>
+      <w:proofErr w:type="gramStart"/>
+      <w:r>
+        <w:t>ingestservice</w:t>
+      </w:r>
+      <w:proofErr w:type="spellEnd"/>
+      <w:proofErr w:type="gramEnd"/>
     </w:p>
     <w:p>
       <w:pPr>
@@ -149,14 +223,30 @@
           <w:b/>
           <w:bCs/>
         </w:rPr>
-        <w:t>docker-compose.dev.</w:t>
-      </w:r>
-      <w:r>
-        <w:rPr>
-          <w:b/>
-          <w:bCs/>
-        </w:rPr>
-        <w:t>yml up</w:t>
+        <w:t>docker-</w:t>
+      </w:r>
+      <w:proofErr w:type="spellStart"/>
+      <w:r>
+        <w:rPr>
+          <w:b/>
+          <w:bCs/>
+        </w:rPr>
+        <w:t>compose.dev.</w:t>
+      </w:r>
+      <w:r>
+        <w:rPr>
+          <w:b/>
+          <w:bCs/>
+        </w:rPr>
+        <w:t>yml</w:t>
+      </w:r>
+      <w:proofErr w:type="spellEnd"/>
+      <w:r>
+        <w:rPr>
+          <w:b/>
+          <w:bCs/>
+        </w:rPr>
+        <w:t xml:space="preserve"> up</w:t>
       </w:r>
       <w:r>
         <w:rPr>
@@ -267,6 +357,7 @@
         </w:rPr>
         <w:t xml:space="preserve">topics and messages, using </w:t>
       </w:r>
+      <w:proofErr w:type="spellStart"/>
       <w:r>
         <w:rPr>
           <w:b/>
@@ -276,6 +367,7 @@
         </w:rPr>
         <w:t>kafdrop</w:t>
       </w:r>
+      <w:proofErr w:type="spellEnd"/>
       <w:r>
         <w:rPr>
           <w:b/>
@@ -337,7 +429,15 @@
         <w:br/>
       </w:r>
       <w:r>
-        <w:t>docker ps -a</w:t>
+        <w:t xml:space="preserve">docker </w:t>
+      </w:r>
+      <w:proofErr w:type="spellStart"/>
+      <w:r>
+        <w:t>ps</w:t>
+      </w:r>
+      <w:proofErr w:type="spellEnd"/>
+      <w:r>
+        <w:t xml:space="preserve"> -a</w:t>
       </w:r>
       <w:r>
         <w:t xml:space="preserve"> //-a is more detailed</w:t>
@@ -360,8 +460,13 @@
         <w:bidi w:val="0"/>
       </w:pPr>
       <w:r>
-        <w:t>docker logs feedlistenerservice</w:t>
-      </w:r>
+        <w:t xml:space="preserve">docker logs </w:t>
+      </w:r>
+      <w:proofErr w:type="spellStart"/>
+      <w:r>
+        <w:t>feedlistenerservice</w:t>
+      </w:r>
+      <w:proofErr w:type="spellEnd"/>
     </w:p>
     <w:p>
       <w:pPr>
@@ -374,8 +479,13 @@
         </w:rPr>
       </w:pPr>
       <w:r>
-        <w:t>docker logs ingestservice</w:t>
-      </w:r>
+        <w:t xml:space="preserve">docker logs </w:t>
+      </w:r>
+      <w:proofErr w:type="spellStart"/>
+      <w:r>
+        <w:t>ingestservice</w:t>
+      </w:r>
+      <w:proofErr w:type="spellEnd"/>
       <w:r>
         <w:br/>
       </w:r>
@@ -404,7 +514,31 @@
         <w:bidi w:val="0"/>
       </w:pPr>
       <w:r>
-        <w:t>docker logs ingestservice 2&gt;&amp;1 | findstr /i "error fail exception"</w:t>
+        <w:t xml:space="preserve">docker logs </w:t>
+      </w:r>
+      <w:proofErr w:type="spellStart"/>
+      <w:r>
+        <w:t>ingestservice</w:t>
+      </w:r>
+      <w:proofErr w:type="spellEnd"/>
+      <w:r>
+        <w:t xml:space="preserve"> 2&gt;&amp;1 | </w:t>
+      </w:r>
+      <w:proofErr w:type="spellStart"/>
+      <w:r>
+        <w:t>findstr</w:t>
+      </w:r>
+      <w:proofErr w:type="spellEnd"/>
+      <w:r>
+        <w:t xml:space="preserve"> /</w:t>
+      </w:r>
+      <w:proofErr w:type="spellStart"/>
+      <w:r>
+        <w:t>i</w:t>
+      </w:r>
+      <w:proofErr w:type="spellEnd"/>
+      <w:r>
+        <w:t xml:space="preserve"> "error fail exception"</w:t>
       </w:r>
     </w:p>
     <w:p>
@@ -434,26 +568,59 @@
         <w:bidi w:val="0"/>
       </w:pPr>
       <w:r>
-        <w:t>docker exec -it feedlistenerservice printenv</w:t>
-      </w:r>
-      <w:r>
-        <w:br/>
-      </w:r>
-      <w:r>
-        <w:t>docker exec -it feedlistenerservice /bin/sh</w:t>
-      </w:r>
-      <w:r>
-        <w:br/>
-      </w:r>
-      <w:r>
         <w:t xml:space="preserve">docker exec -it </w:t>
       </w:r>
+      <w:proofErr w:type="spellStart"/>
+      <w:r>
+        <w:t>feedlistenerservice</w:t>
+      </w:r>
+      <w:proofErr w:type="spellEnd"/>
+      <w:r>
+        <w:t xml:space="preserve"> </w:t>
+      </w:r>
+      <w:proofErr w:type="spellStart"/>
+      <w:r>
+        <w:t>printenv</w:t>
+      </w:r>
+      <w:proofErr w:type="spellEnd"/>
+      <w:r>
+        <w:br/>
+      </w:r>
+      <w:r>
+        <w:t xml:space="preserve">docker exec -it </w:t>
+      </w:r>
+      <w:proofErr w:type="spellStart"/>
+      <w:r>
+        <w:t>feedlistenerservice</w:t>
+      </w:r>
+      <w:proofErr w:type="spellEnd"/>
+      <w:r>
+        <w:t xml:space="preserve"> /bin/</w:t>
+      </w:r>
+      <w:proofErr w:type="spellStart"/>
+      <w:r>
+        <w:t>sh</w:t>
+      </w:r>
+      <w:proofErr w:type="spellEnd"/>
+      <w:r>
+        <w:br/>
+      </w:r>
+      <w:r>
+        <w:t xml:space="preserve">docker exec -it </w:t>
+      </w:r>
+      <w:proofErr w:type="spellStart"/>
       <w:r>
         <w:t>sqlserver</w:t>
       </w:r>
-      <w:r>
-        <w:t xml:space="preserve"> /bin/sh</w:t>
-      </w:r>
+      <w:proofErr w:type="spellEnd"/>
+      <w:r>
+        <w:t xml:space="preserve"> /bin/</w:t>
+      </w:r>
+      <w:proofErr w:type="spellStart"/>
+      <w:r>
+        <w:t>sh</w:t>
+      </w:r>
+      <w:proofErr w:type="spellEnd"/>
     </w:p>
     <w:p>
       <w:pPr>
@@ -466,14 +633,28 @@
         </w:rPr>
       </w:pPr>
       <w:r>
-        <w:t>docker exec -it notificationservice sh</w:t>
-      </w:r>
-      <w:r>
-        <w:br/>
-      </w:r>
-      <w:r>
-        <w:br/>
-      </w:r>
+        <w:t xml:space="preserve">docker exec -it </w:t>
+      </w:r>
+      <w:proofErr w:type="spellStart"/>
+      <w:r>
+        <w:t>notificationservice</w:t>
+      </w:r>
+      <w:proofErr w:type="spellEnd"/>
+      <w:r>
+        <w:t xml:space="preserve"> </w:t>
+      </w:r>
+      <w:proofErr w:type="spellStart"/>
+      <w:r>
+        <w:t>sh</w:t>
+      </w:r>
+      <w:proofErr w:type="spellEnd"/>
+      <w:r>
+        <w:br/>
+      </w:r>
+      <w:r>
+        <w:br/>
+      </w:r>
+      <w:proofErr w:type="spellStart"/>
       <w:r>
         <w:rPr>
           <w:b/>
@@ -483,6 +664,7 @@
         </w:rPr>
         <w:t>Inpsect</w:t>
       </w:r>
+      <w:proofErr w:type="spellEnd"/>
       <w:r>
         <w:rPr>
           <w:b/>
@@ -493,8 +675,13 @@
         <w:br/>
       </w:r>
       <w:r>
-        <w:t>docker inspect feedlistenerservice</w:t>
-      </w:r>
+        <w:t xml:space="preserve">docker inspect </w:t>
+      </w:r>
+      <w:proofErr w:type="spellStart"/>
+      <w:r>
+        <w:t>feedlistenerservice</w:t>
+      </w:r>
+      <w:proofErr w:type="spellEnd"/>
       <w:r>
         <w:rPr>
           <w:b/>
@@ -565,37 +752,21 @@
         <w:t xml:space="preserve">. </w:t>
       </w:r>
       <w:r>
-        <w:t xml:space="preserve">Should show: </w:t>
+        <w:t xml:space="preserve">Should </w:t>
+      </w:r>
+      <w:proofErr w:type="gramStart"/>
+      <w:r>
+        <w:t>show:</w:t>
+      </w:r>
+      <w:proofErr w:type="gramEnd"/>
+      <w:r>
+        <w:t xml:space="preserve"> </w:t>
       </w:r>
       <w:r>
         <w:rPr>
           <w:highlight w:val="green"/>
         </w:rPr>
-        <w:t>players-index</w:t>
-      </w:r>
-      <w:r>
-        <w:rPr>
-          <w:highlight w:val="green"/>
-        </w:rPr>
-        <w:t xml:space="preserve">, </w:t>
-      </w:r>
-      <w:r>
-        <w:rPr>
-          <w:highlight w:val="green"/>
-        </w:rPr>
-        <w:t>sports-events-index</w:t>
-      </w:r>
-      <w:r>
-        <w:rPr>
-          <w:highlight w:val="green"/>
-        </w:rPr>
-        <w:t xml:space="preserve">, </w:t>
-      </w:r>
-      <w:r>
-        <w:rPr>
-          <w:highlight w:val="green"/>
-        </w:rPr>
-        <w:t>matches-index</w:t>
+        <w:t>players-index, sports-events-index, matches-index</w:t>
       </w:r>
     </w:p>
     <w:p>
@@ -624,7 +795,23 @@
       </w:r>
       <w:r>
         <w:br/>
-        <w:t>curl -X GET "http://localhost:9200/sports-events/_search?pretty" -H "Content-Type: application/json" -d  "{""query"":{""match"":{""score"":1}}}" //</w:t>
+        <w:t>curl -X GET "http://localhost:9200/sports-events/_</w:t>
+      </w:r>
+      <w:proofErr w:type="spellStart"/>
+      <w:r>
+        <w:t>search?pretty</w:t>
+      </w:r>
+      <w:proofErr w:type="spellEnd"/>
+      <w:r>
+        <w:t>" -H "Content-Type: application/</w:t>
+      </w:r>
+      <w:proofErr w:type="spellStart"/>
+      <w:r>
+        <w:t>json</w:t>
+      </w:r>
+      <w:proofErr w:type="spellEnd"/>
+      <w:r>
+        <w:t>" -d  "{""query"":{""match"":{""score"":1}}}" //</w:t>
       </w:r>
       <w:r>
         <w:br/>
@@ -738,15 +925,49 @@
         <w:bidi w:val="0"/>
       </w:pPr>
       <w:r>
-        <w:t>docker exec -it redis redis-cli</w:t>
-      </w:r>
-    </w:p>
-    <w:p>
-      <w:pPr>
-        <w:bidi w:val="0"/>
-      </w:pPr>
-      <w:r>
-        <w:t>docker exec redis redis-cli KEYS "*"</w:t>
+        <w:t xml:space="preserve">docker exec -it </w:t>
+      </w:r>
+      <w:proofErr w:type="spellStart"/>
+      <w:r>
+        <w:t>redis</w:t>
+      </w:r>
+      <w:proofErr w:type="spellEnd"/>
+      <w:r>
+        <w:t xml:space="preserve"> </w:t>
+      </w:r>
+      <w:proofErr w:type="spellStart"/>
+      <w:r>
+        <w:t>redis</w:t>
+      </w:r>
+      <w:proofErr w:type="spellEnd"/>
+      <w:r>
+        <w:t>-cli</w:t>
+      </w:r>
+    </w:p>
+    <w:p>
+      <w:pPr>
+        <w:bidi w:val="0"/>
+      </w:pPr>
+      <w:r>
+        <w:t xml:space="preserve">docker exec </w:t>
+      </w:r>
+      <w:proofErr w:type="spellStart"/>
+      <w:proofErr w:type="gramStart"/>
+      <w:r>
+        <w:t>redis</w:t>
+      </w:r>
+      <w:proofErr w:type="spellEnd"/>
+      <w:r>
+        <w:t xml:space="preserve"> </w:t>
+      </w:r>
+      <w:proofErr w:type="spellStart"/>
+      <w:r>
+        <w:t>redis</w:t>
+      </w:r>
+      <w:proofErr w:type="spellEnd"/>
+      <w:proofErr w:type="gramEnd"/>
+      <w:r>
+        <w:t>-cli KEYS "*"</w:t>
       </w:r>
       <w:r>
         <w:t xml:space="preserve"> //we created a </w:t>
@@ -757,7 +978,27 @@
           <w:bCs/>
           <w:highlight w:val="green"/>
         </w:rPr>
-        <w:t>"live:matches"</w:t>
+        <w:t>"</w:t>
+      </w:r>
+      <w:proofErr w:type="spellStart"/>
+      <w:proofErr w:type="gramStart"/>
+      <w:r>
+        <w:rPr>
+          <w:b/>
+          <w:bCs/>
+          <w:highlight w:val="green"/>
+        </w:rPr>
+        <w:t>live:matches</w:t>
+      </w:r>
+      <w:proofErr w:type="spellEnd"/>
+      <w:proofErr w:type="gramEnd"/>
+      <w:r>
+        <w:rPr>
+          <w:b/>
+          <w:bCs/>
+          <w:highlight w:val="green"/>
+        </w:rPr>
+        <w:t>"</w:t>
       </w:r>
       <w:r>
         <w:t xml:space="preserve"> key!</w:t>
@@ -771,38 +1012,143 @@
         </w:rPr>
       </w:pPr>
       <w:r>
-        <w:t>docker exec redis redis-cli HGETALL "sports:1234"</w:t>
-      </w:r>
-    </w:p>
-    <w:p>
-      <w:pPr>
-        <w:bidi w:val="0"/>
-      </w:pPr>
-      <w:r>
-        <w:br/>
-        <w:t>docker exec redis redis-cli TYPE "match:score:17" //To get key type! In our case this is a string</w:t>
-      </w:r>
-    </w:p>
-    <w:p>
-      <w:pPr>
-        <w:bidi w:val="0"/>
-      </w:pPr>
-      <w:r>
-        <w:t>docker exec redis redis-cli TYPE "live:matches" //To get key type!</w:t>
-      </w:r>
-      <w:r>
-        <w:t xml:space="preserve"> In our case this is a zset</w:t>
-      </w:r>
-    </w:p>
-    <w:p>
-      <w:pPr>
-        <w:bidi w:val="0"/>
-      </w:pPr>
-      <w:r>
-        <w:t>docker exec redis redis-cli ZRANGE "live:matches" 0 -1 WITHSCORES</w:t>
-      </w:r>
-      <w:r>
-        <w:t xml:space="preserve"> //to get a zset values</w:t>
+        <w:t xml:space="preserve">docker exec </w:t>
+      </w:r>
+      <w:proofErr w:type="spellStart"/>
+      <w:r>
+        <w:t>redis</w:t>
+      </w:r>
+      <w:proofErr w:type="spellEnd"/>
+      <w:r>
+        <w:t xml:space="preserve"> </w:t>
+      </w:r>
+      <w:proofErr w:type="spellStart"/>
+      <w:r>
+        <w:t>redis</w:t>
+      </w:r>
+      <w:proofErr w:type="spellEnd"/>
+      <w:r>
+        <w:t>-cli HGETALL "sports:1234"</w:t>
+      </w:r>
+    </w:p>
+    <w:p>
+      <w:pPr>
+        <w:bidi w:val="0"/>
+      </w:pPr>
+      <w:r>
+        <w:br/>
+        <w:t xml:space="preserve">docker exec </w:t>
+      </w:r>
+      <w:proofErr w:type="spellStart"/>
+      <w:r>
+        <w:t>redis</w:t>
+      </w:r>
+      <w:proofErr w:type="spellEnd"/>
+      <w:r>
+        <w:t xml:space="preserve"> </w:t>
+      </w:r>
+      <w:proofErr w:type="spellStart"/>
+      <w:r>
+        <w:t>redis</w:t>
+      </w:r>
+      <w:proofErr w:type="spellEnd"/>
+      <w:r>
+        <w:t>-cli TYPE "</w:t>
+      </w:r>
+      <w:proofErr w:type="gramStart"/>
+      <w:r>
+        <w:t>match:score</w:t>
+      </w:r>
+      <w:proofErr w:type="gramEnd"/>
+      <w:r>
+        <w:t>:17" //To get key type! In our case this is a string</w:t>
+      </w:r>
+    </w:p>
+    <w:p>
+      <w:pPr>
+        <w:bidi w:val="0"/>
+      </w:pPr>
+      <w:r>
+        <w:t xml:space="preserve">docker exec </w:t>
+      </w:r>
+      <w:proofErr w:type="spellStart"/>
+      <w:r>
+        <w:t>redis</w:t>
+      </w:r>
+      <w:proofErr w:type="spellEnd"/>
+      <w:r>
+        <w:t xml:space="preserve"> </w:t>
+      </w:r>
+      <w:proofErr w:type="spellStart"/>
+      <w:r>
+        <w:t>redis</w:t>
+      </w:r>
+      <w:proofErr w:type="spellEnd"/>
+      <w:r>
+        <w:t>-cli TYPE "</w:t>
+      </w:r>
+      <w:proofErr w:type="spellStart"/>
+      <w:proofErr w:type="gramStart"/>
+      <w:r>
+        <w:t>live:matches</w:t>
+      </w:r>
+      <w:proofErr w:type="spellEnd"/>
+      <w:proofErr w:type="gramEnd"/>
+      <w:r>
+        <w:t>" //To get key type!</w:t>
+      </w:r>
+      <w:r>
+        <w:t xml:space="preserve"> In our case this is a </w:t>
+      </w:r>
+      <w:proofErr w:type="spellStart"/>
+      <w:r>
+        <w:t>zset</w:t>
+      </w:r>
+      <w:proofErr w:type="spellEnd"/>
+    </w:p>
+    <w:p>
+      <w:pPr>
+        <w:bidi w:val="0"/>
+      </w:pPr>
+      <w:r>
+        <w:t xml:space="preserve">docker exec </w:t>
+      </w:r>
+      <w:proofErr w:type="spellStart"/>
+      <w:r>
+        <w:t>redis</w:t>
+      </w:r>
+      <w:proofErr w:type="spellEnd"/>
+      <w:r>
+        <w:t xml:space="preserve"> </w:t>
+      </w:r>
+      <w:proofErr w:type="spellStart"/>
+      <w:r>
+        <w:t>redis</w:t>
+      </w:r>
+      <w:proofErr w:type="spellEnd"/>
+      <w:r>
+        <w:t>-cli ZRANGE "</w:t>
+      </w:r>
+      <w:proofErr w:type="spellStart"/>
+      <w:proofErr w:type="gramStart"/>
+      <w:r>
+        <w:t>live:matches</w:t>
+      </w:r>
+      <w:proofErr w:type="spellEnd"/>
+      <w:proofErr w:type="gramEnd"/>
+      <w:r>
+        <w:t>" 0 -1 WITHSCORES</w:t>
+      </w:r>
+      <w:r>
+        <w:t xml:space="preserve"> //to get a </w:t>
+      </w:r>
+      <w:proofErr w:type="spellStart"/>
+      <w:r>
+        <w:t>zset</w:t>
+      </w:r>
+      <w:proofErr w:type="spellEnd"/>
+      <w:r>
+        <w:t xml:space="preserve"> values</w:t>
       </w:r>
     </w:p>
     <w:p>
@@ -827,32 +1173,80 @@
           <w:b/>
           <w:bCs/>
         </w:rPr>
-        <w:t>docker exec redis redis-cli KEYS "*"</w:t>
-      </w:r>
-    </w:p>
-    <w:p>
-      <w:pPr>
-        <w:bidi w:val="0"/>
-      </w:pPr>
-      <w:r>
-        <w:t>match:score:11</w:t>
-      </w:r>
-    </w:p>
-    <w:p>
-      <w:pPr>
-        <w:bidi w:val="0"/>
-      </w:pPr>
-      <w:r>
-        <w:t>match:score:12</w:t>
-      </w:r>
-    </w:p>
-    <w:p>
-      <w:pPr>
-        <w:bidi w:val="0"/>
-      </w:pPr>
+        <w:t xml:space="preserve">docker exec </w:t>
+      </w:r>
+      <w:proofErr w:type="spellStart"/>
+      <w:proofErr w:type="gramStart"/>
+      <w:r>
+        <w:rPr>
+          <w:b/>
+          <w:bCs/>
+        </w:rPr>
+        <w:t>redis</w:t>
+      </w:r>
+      <w:proofErr w:type="spellEnd"/>
+      <w:r>
+        <w:rPr>
+          <w:b/>
+          <w:bCs/>
+        </w:rPr>
+        <w:t xml:space="preserve"> </w:t>
+      </w:r>
+      <w:proofErr w:type="spellStart"/>
+      <w:r>
+        <w:rPr>
+          <w:b/>
+          <w:bCs/>
+        </w:rPr>
+        <w:t>redis</w:t>
+      </w:r>
+      <w:proofErr w:type="spellEnd"/>
+      <w:proofErr w:type="gramEnd"/>
+      <w:r>
+        <w:rPr>
+          <w:b/>
+          <w:bCs/>
+        </w:rPr>
+        <w:t>-cli KEYS "*"</w:t>
+      </w:r>
+    </w:p>
+    <w:p>
+      <w:pPr>
+        <w:bidi w:val="0"/>
+      </w:pPr>
+      <w:proofErr w:type="gramStart"/>
+      <w:r>
+        <w:t>match:score</w:t>
+      </w:r>
+      <w:proofErr w:type="gramEnd"/>
+      <w:r>
+        <w:t>:11</w:t>
+      </w:r>
+    </w:p>
+    <w:p>
+      <w:pPr>
+        <w:bidi w:val="0"/>
+      </w:pPr>
+      <w:proofErr w:type="gramStart"/>
+      <w:r>
+        <w:t>match:score</w:t>
+      </w:r>
+      <w:proofErr w:type="gramEnd"/>
+      <w:r>
+        <w:t>:12</w:t>
+      </w:r>
+    </w:p>
+    <w:p>
+      <w:pPr>
+        <w:bidi w:val="0"/>
+      </w:pPr>
+      <w:proofErr w:type="spellStart"/>
+      <w:proofErr w:type="gramStart"/>
       <w:r>
         <w:t>live:matches</w:t>
       </w:r>
+      <w:proofErr w:type="spellEnd"/>
+      <w:proofErr w:type="gramEnd"/>
     </w:p>
     <w:p>
       <w:pPr>
@@ -874,22 +1268,67 @@
           <w:b/>
           <w:bCs/>
         </w:rPr>
-        <w:t>docker exec redis redis-cli TYPE "match:score:17"</w:t>
-      </w:r>
-    </w:p>
-    <w:p>
-      <w:pPr>
-        <w:bidi w:val="0"/>
-        <w:rPr>
-          <w:b/>
-          <w:bCs/>
-        </w:rPr>
-      </w:pPr>
-      <w:r>
-        <w:t>S</w:t>
-      </w:r>
-      <w:r>
-        <w:t>tring</w:t>
+        <w:t xml:space="preserve">docker exec </w:t>
+      </w:r>
+      <w:proofErr w:type="spellStart"/>
+      <w:r>
+        <w:rPr>
+          <w:b/>
+          <w:bCs/>
+        </w:rPr>
+        <w:t>redis</w:t>
+      </w:r>
+      <w:proofErr w:type="spellEnd"/>
+      <w:r>
+        <w:rPr>
+          <w:b/>
+          <w:bCs/>
+        </w:rPr>
+        <w:t xml:space="preserve"> </w:t>
+      </w:r>
+      <w:proofErr w:type="spellStart"/>
+      <w:r>
+        <w:rPr>
+          <w:b/>
+          <w:bCs/>
+        </w:rPr>
+        <w:t>redis</w:t>
+      </w:r>
+      <w:proofErr w:type="spellEnd"/>
+      <w:r>
+        <w:rPr>
+          <w:b/>
+          <w:bCs/>
+        </w:rPr>
+        <w:t>-cli TYPE "</w:t>
+      </w:r>
+      <w:proofErr w:type="gramStart"/>
+      <w:r>
+        <w:rPr>
+          <w:b/>
+          <w:bCs/>
+        </w:rPr>
+        <w:t>match:score</w:t>
+      </w:r>
+      <w:proofErr w:type="gramEnd"/>
+      <w:r>
+        <w:rPr>
+          <w:b/>
+          <w:bCs/>
+        </w:rPr>
+        <w:t>:17"</w:t>
+      </w:r>
+    </w:p>
+    <w:p>
+      <w:pPr>
+        <w:bidi w:val="0"/>
+        <w:rPr>
+          <w:b/>
+          <w:bCs/>
+        </w:rPr>
+      </w:pPr>
+      <w:r>
+        <w:t>String</w:t>
       </w:r>
       <w:r>
         <w:br/>
@@ -903,19 +1342,61 @@
           <w:b/>
           <w:bCs/>
         </w:rPr>
-        <w:t>docker exec redis redis-cli TYPE live:matches</w:t>
-      </w:r>
-    </w:p>
-    <w:p>
-      <w:pPr>
-        <w:bidi w:val="0"/>
-      </w:pPr>
-      <w:r>
-        <w:t>Z</w:t>
-      </w:r>
-      <w:r>
-        <w:t>set</w:t>
-      </w:r>
+        <w:t xml:space="preserve">docker exec </w:t>
+      </w:r>
+      <w:proofErr w:type="spellStart"/>
+      <w:r>
+        <w:rPr>
+          <w:b/>
+          <w:bCs/>
+        </w:rPr>
+        <w:t>redis</w:t>
+      </w:r>
+      <w:proofErr w:type="spellEnd"/>
+      <w:r>
+        <w:rPr>
+          <w:b/>
+          <w:bCs/>
+        </w:rPr>
+        <w:t xml:space="preserve"> </w:t>
+      </w:r>
+      <w:proofErr w:type="spellStart"/>
+      <w:r>
+        <w:rPr>
+          <w:b/>
+          <w:bCs/>
+        </w:rPr>
+        <w:t>redis</w:t>
+      </w:r>
+      <w:proofErr w:type="spellEnd"/>
+      <w:r>
+        <w:rPr>
+          <w:b/>
+          <w:bCs/>
+        </w:rPr>
+        <w:t xml:space="preserve">-cli TYPE </w:t>
+      </w:r>
+      <w:proofErr w:type="spellStart"/>
+      <w:proofErr w:type="gramStart"/>
+      <w:r>
+        <w:rPr>
+          <w:b/>
+          <w:bCs/>
+        </w:rPr>
+        <w:t>live:matches</w:t>
+      </w:r>
+      <w:proofErr w:type="spellEnd"/>
+      <w:proofErr w:type="gramEnd"/>
+    </w:p>
+    <w:p>
+      <w:pPr>
+        <w:bidi w:val="0"/>
+      </w:pPr>
+      <w:proofErr w:type="spellStart"/>
+      <w:r>
+        <w:t>Zset</w:t>
+      </w:r>
+      <w:proofErr w:type="spellEnd"/>
     </w:p>
     <w:p>
       <w:pPr>
@@ -937,7 +1418,57 @@
           <w:b/>
           <w:bCs/>
         </w:rPr>
-        <w:t>docker exec redis redis-cli GET match:score:11</w:t>
+        <w:t xml:space="preserve">docker exec </w:t>
+      </w:r>
+      <w:proofErr w:type="spellStart"/>
+      <w:proofErr w:type="gramStart"/>
+      <w:r>
+        <w:rPr>
+          <w:b/>
+          <w:bCs/>
+        </w:rPr>
+        <w:t>redis</w:t>
+      </w:r>
+      <w:proofErr w:type="spellEnd"/>
+      <w:r>
+        <w:rPr>
+          <w:b/>
+          <w:bCs/>
+        </w:rPr>
+        <w:t xml:space="preserve"> </w:t>
+      </w:r>
+      <w:proofErr w:type="spellStart"/>
+      <w:r>
+        <w:rPr>
+          <w:b/>
+          <w:bCs/>
+        </w:rPr>
+        <w:t>redis</w:t>
+      </w:r>
+      <w:proofErr w:type="spellEnd"/>
+      <w:proofErr w:type="gramEnd"/>
+      <w:r>
+        <w:rPr>
+          <w:b/>
+          <w:bCs/>
+        </w:rPr>
+        <w:t xml:space="preserve">-cli GET </w:t>
+      </w:r>
+      <w:proofErr w:type="gramStart"/>
+      <w:r>
+        <w:rPr>
+          <w:b/>
+          <w:bCs/>
+        </w:rPr>
+        <w:t>match:score</w:t>
+      </w:r>
+      <w:proofErr w:type="gramEnd"/>
+      <w:r>
+        <w:rPr>
+          <w:b/>
+          <w:bCs/>
+        </w:rPr>
+        <w:t>:11</w:t>
       </w:r>
     </w:p>
     <w:p>
@@ -973,7 +1504,57 @@
           <w:b/>
           <w:bCs/>
         </w:rPr>
-        <w:t>docker exec redis redis-cli ZRANGE live:matches 0 -1 WITHSCORES</w:t>
+        <w:t xml:space="preserve">docker exec </w:t>
+      </w:r>
+      <w:proofErr w:type="spellStart"/>
+      <w:r>
+        <w:rPr>
+          <w:b/>
+          <w:bCs/>
+        </w:rPr>
+        <w:t>redis</w:t>
+      </w:r>
+      <w:proofErr w:type="spellEnd"/>
+      <w:r>
+        <w:rPr>
+          <w:b/>
+          <w:bCs/>
+        </w:rPr>
+        <w:t xml:space="preserve"> </w:t>
+      </w:r>
+      <w:proofErr w:type="spellStart"/>
+      <w:r>
+        <w:rPr>
+          <w:b/>
+          <w:bCs/>
+        </w:rPr>
+        <w:t>redis</w:t>
+      </w:r>
+      <w:proofErr w:type="spellEnd"/>
+      <w:r>
+        <w:rPr>
+          <w:b/>
+          <w:bCs/>
+        </w:rPr>
+        <w:t xml:space="preserve">-cli ZRANGE </w:t>
+      </w:r>
+      <w:proofErr w:type="spellStart"/>
+      <w:proofErr w:type="gramStart"/>
+      <w:r>
+        <w:rPr>
+          <w:b/>
+          <w:bCs/>
+        </w:rPr>
+        <w:t>live:matches</w:t>
+      </w:r>
+      <w:proofErr w:type="spellEnd"/>
+      <w:proofErr w:type="gramEnd"/>
+      <w:r>
+        <w:rPr>
+          <w:b/>
+          <w:bCs/>
+        </w:rPr>
+        <w:t xml:space="preserve"> 0 -1 WITHSCORES</w:t>
       </w:r>
     </w:p>
     <w:p>
@@ -1057,11 +1638,29 @@
         </w:rPr>
         <w:br/>
       </w:r>
-      <w:r>
-        <w:t xml:space="preserve">docker compose build ingestservice </w:t>
-      </w:r>
-      <w:r>
-        <w:t xml:space="preserve"> //one service</w:t>
+      <w:proofErr w:type="spellStart"/>
+      <w:r>
+        <w:t>docker</w:t>
+      </w:r>
+      <w:proofErr w:type="spellEnd"/>
+      <w:r>
+        <w:t xml:space="preserve"> compose build </w:t>
+      </w:r>
+      <w:proofErr w:type="spellStart"/>
+      <w:proofErr w:type="gramStart"/>
+      <w:r>
+        <w:t>ingestservice</w:t>
+      </w:r>
+      <w:proofErr w:type="spellEnd"/>
+      <w:r>
+        <w:t xml:space="preserve"> </w:t>
+      </w:r>
+      <w:r>
+        <w:t xml:space="preserve"> /</w:t>
+      </w:r>
+      <w:proofErr w:type="gramEnd"/>
+      <w:r>
+        <w:t>/one service</w:t>
       </w:r>
       <w:r>
         <w:rPr>
@@ -1349,6 +1948,7 @@
                 <w:bCs/>
               </w:rPr>
             </w:pPr>
+            <w:proofErr w:type="spellStart"/>
             <w:r>
               <w:rPr>
                 <w:b/>
@@ -1356,6 +1956,7 @@
               </w:rPr>
               <w:t>sa</w:t>
             </w:r>
+            <w:proofErr w:type="spellEnd"/>
           </w:p>
         </w:tc>
       </w:tr>
@@ -1392,12 +1993,21 @@
                 <w:bCs/>
               </w:rPr>
             </w:pPr>
+            <w:proofErr w:type="gramStart"/>
             <w:r>
               <w:rPr>
                 <w:b/>
                 <w:bCs/>
               </w:rPr>
-              <w:t>Strong!Passw0rd</w:t>
+              <w:t>Strong!Passw</w:t>
+            </w:r>
+            <w:proofErr w:type="gramEnd"/>
+            <w:r>
+              <w:rPr>
+                <w:b/>
+                <w:bCs/>
+              </w:rPr>
+              <w:t>0rd</w:t>
             </w:r>
           </w:p>
         </w:tc>
@@ -1818,7 +2428,15 @@
         <w:t>localhost</w:t>
       </w:r>
       <w:r>
-        <w:t>,1433;Database=Sports365;User Id=dockeruser;Password=Strong!Passw0rd;"</w:t>
+        <w:t>,1433;Database=Sports365;User Id=</w:t>
+      </w:r>
+      <w:proofErr w:type="spellStart"/>
+      <w:r>
+        <w:t>dockeruser;Password</w:t>
+      </w:r>
+      <w:proofErr w:type="spellEnd"/>
+      <w:r>
+        <w:t>=Strong!Passw0rd;"</w:t>
       </w:r>
       <w:r>
         <w:br/>
@@ -1847,7 +2465,15 @@
         <w:t>sqlserver</w:t>
       </w:r>
       <w:r>
-        <w:t>,1433;Database=Sports365;User Id=dockeruser;Password=Strong!Passw0rd;"</w:t>
+        <w:t>,1433;Database=Sports365;User Id=</w:t>
+      </w:r>
+      <w:proofErr w:type="spellStart"/>
+      <w:r>
+        <w:t>dockeruser;Password</w:t>
+      </w:r>
+      <w:proofErr w:type="spellEnd"/>
+      <w:r>
+        <w:t>=Strong!Passw0rd;"</w:t>
       </w:r>
       <w:r>
         <w:br/>
@@ -1864,7 +2490,25 @@
           <w:bCs/>
           <w:highlight w:val="yellow"/>
         </w:rPr>
-        <w:t>Config is read from the appsettings.json and overridden by the docker-compose configuration!</w:t>
+        <w:t xml:space="preserve">Config is read from the </w:t>
+      </w:r>
+      <w:proofErr w:type="spellStart"/>
+      <w:r>
+        <w:rPr>
+          <w:b/>
+          <w:bCs/>
+          <w:highlight w:val="yellow"/>
+        </w:rPr>
+        <w:t>appsettings.json</w:t>
+      </w:r>
+      <w:proofErr w:type="spellEnd"/>
+      <w:r>
+        <w:rPr>
+          <w:b/>
+          <w:bCs/>
+          <w:highlight w:val="yellow"/>
+        </w:rPr>
+        <w:t xml:space="preserve"> and overridden by the docker-compose configuration!</w:t>
       </w:r>
       <w:r>
         <w:rPr>
@@ -1939,8 +2583,44 @@
         <w:rPr>
           <w:highlight w:val="green"/>
         </w:rPr>
-        <w:t>dotnet ef migrations add InitialCreate --project Common --startup-project DataAPI</w:t>
-      </w:r>
+        <w:t xml:space="preserve">dotnet </w:t>
+      </w:r>
+      <w:proofErr w:type="spellStart"/>
+      <w:r>
+        <w:rPr>
+          <w:highlight w:val="green"/>
+        </w:rPr>
+        <w:t>ef</w:t>
+      </w:r>
+      <w:proofErr w:type="spellEnd"/>
+      <w:r>
+        <w:rPr>
+          <w:highlight w:val="green"/>
+        </w:rPr>
+        <w:t xml:space="preserve"> migrations add </w:t>
+      </w:r>
+      <w:proofErr w:type="spellStart"/>
+      <w:r>
+        <w:rPr>
+          <w:highlight w:val="green"/>
+        </w:rPr>
+        <w:t>InitialCreate</w:t>
+      </w:r>
+      <w:proofErr w:type="spellEnd"/>
+      <w:r>
+        <w:rPr>
+          <w:highlight w:val="green"/>
+        </w:rPr>
+        <w:t xml:space="preserve"> --project Common --startup-project </w:t>
+      </w:r>
+      <w:proofErr w:type="spellStart"/>
+      <w:r>
+        <w:rPr>
+          <w:highlight w:val="green"/>
+        </w:rPr>
+        <w:t>DataAPI</w:t>
+      </w:r>
+      <w:proofErr w:type="spellEnd"/>
       <w:r>
         <w:br/>
       </w:r>
@@ -1963,7 +2643,49 @@
         <w:rPr>
           <w:highlight w:val="green"/>
         </w:rPr>
-        <w:t>dotnet ef database update --project Common --startup-project DataAPI --connection "Server=host.docker.internal,1433;Database=Sports365;User Id=sa;Password=</w:t>
+        <w:t xml:space="preserve">dotnet </w:t>
+      </w:r>
+      <w:proofErr w:type="spellStart"/>
+      <w:r>
+        <w:rPr>
+          <w:highlight w:val="green"/>
+        </w:rPr>
+        <w:t>ef</w:t>
+      </w:r>
+      <w:proofErr w:type="spellEnd"/>
+      <w:r>
+        <w:rPr>
+          <w:highlight w:val="green"/>
+        </w:rPr>
+        <w:t xml:space="preserve"> database update --project Common --startup-project </w:t>
+      </w:r>
+      <w:proofErr w:type="spellStart"/>
+      <w:r>
+        <w:rPr>
+          <w:highlight w:val="green"/>
+        </w:rPr>
+        <w:t>DataAPI</w:t>
+      </w:r>
+      <w:proofErr w:type="spellEnd"/>
+      <w:r>
+        <w:rPr>
+          <w:highlight w:val="green"/>
+        </w:rPr>
+        <w:t xml:space="preserve"> --connection "Server=host.docker.internal,1433;Database=Sports365;User Id=</w:t>
+      </w:r>
+      <w:proofErr w:type="spellStart"/>
+      <w:r>
+        <w:rPr>
+          <w:highlight w:val="green"/>
+        </w:rPr>
+        <w:t>sa;Password</w:t>
+      </w:r>
+      <w:proofErr w:type="spellEnd"/>
+      <w:r>
+        <w:rPr>
+          <w:highlight w:val="green"/>
+        </w:rPr>
+        <w:t>=</w:t>
       </w:r>
       <w:bookmarkStart w:id="0" w:name="_Hlk214486855"/>
       <w:r>
@@ -2013,23 +2735,55 @@
           <w:b/>
           <w:bCs/>
         </w:rPr>
-        <w:t># 1. Rebuild and restart</w:t>
-      </w:r>
-    </w:p>
-    <w:p>
-      <w:pPr>
-        <w:bidi w:val="0"/>
-        <w:rPr>
-          <w:b/>
-          <w:bCs/>
-        </w:rPr>
-      </w:pPr>
-      <w:r>
-        <w:rPr>
-          <w:b/>
-          <w:bCs/>
-        </w:rPr>
-        <w:t>docker-compose down</w:t>
+        <w:t xml:space="preserve"># 1. </w:t>
+      </w:r>
+      <w:proofErr w:type="gramStart"/>
+      <w:r>
+        <w:rPr>
+          <w:b/>
+          <w:bCs/>
+        </w:rPr>
+        <w:t>Rebuild</w:t>
+      </w:r>
+      <w:proofErr w:type="gramEnd"/>
+      <w:r>
+        <w:rPr>
+          <w:b/>
+          <w:bCs/>
+        </w:rPr>
+        <w:t xml:space="preserve"> and restart</w:t>
+      </w:r>
+    </w:p>
+    <w:p>
+      <w:pPr>
+        <w:bidi w:val="0"/>
+        <w:rPr>
+          <w:b/>
+          <w:bCs/>
+        </w:rPr>
+      </w:pPr>
+      <w:r>
+        <w:rPr>
+          <w:b/>
+          <w:bCs/>
+        </w:rPr>
+        <w:t>docker-</w:t>
+      </w:r>
+      <w:proofErr w:type="gramStart"/>
+      <w:r>
+        <w:rPr>
+          <w:b/>
+          <w:bCs/>
+        </w:rPr>
+        <w:t>compose</w:t>
+      </w:r>
+      <w:proofErr w:type="gramEnd"/>
+      <w:r>
+        <w:rPr>
+          <w:b/>
+          <w:bCs/>
+        </w:rPr>
+        <w:t xml:space="preserve"> down</w:t>
       </w:r>
     </w:p>
     <w:p>
@@ -2103,56 +2857,211 @@
           <w:b/>
           <w:bCs/>
         </w:rPr>
-        <w:t>docker exec -it sql_server /opt/mssql-tools/bin/sqlcmd -S localhost -U sa -P Strong!Passw0rd</w:t>
-      </w:r>
-    </w:p>
-    <w:p>
-      <w:pPr>
-        <w:bidi w:val="0"/>
-        <w:rPr>
-          <w:b/>
-          <w:bCs/>
-        </w:rPr>
-      </w:pPr>
-      <w:r>
-        <w:rPr>
-          <w:b/>
-          <w:bCs/>
-        </w:rPr>
-        <w:t>SELECT COUNT(*) FROM Matches;</w:t>
-      </w:r>
-    </w:p>
-    <w:p>
-      <w:pPr>
-        <w:bidi w:val="0"/>
-        <w:rPr>
-          <w:b/>
-          <w:bCs/>
-        </w:rPr>
-      </w:pPr>
-      <w:r>
-        <w:rPr>
-          <w:b/>
-          <w:bCs/>
-        </w:rPr>
-        <w:t>SELECT COUNT(*) FROM Players;</w:t>
-      </w:r>
-    </w:p>
-    <w:p>
-      <w:pPr>
-        <w:bidi w:val="0"/>
-        <w:rPr>
-          <w:b/>
-          <w:bCs/>
-        </w:rPr>
-      </w:pPr>
-      <w:r>
-        <w:rPr>
-          <w:b/>
-          <w:bCs/>
-        </w:rPr>
-        <w:t>SELECT COUNT(*) FROM Teams;</w:t>
-      </w:r>
+        <w:t xml:space="preserve">docker exec -it </w:t>
+      </w:r>
+      <w:proofErr w:type="spellStart"/>
+      <w:r>
+        <w:rPr>
+          <w:b/>
+          <w:bCs/>
+        </w:rPr>
+        <w:t>sql_server</w:t>
+      </w:r>
+      <w:proofErr w:type="spellEnd"/>
+      <w:r>
+        <w:rPr>
+          <w:b/>
+          <w:bCs/>
+        </w:rPr>
+        <w:t xml:space="preserve"> /opt/</w:t>
+      </w:r>
+      <w:proofErr w:type="spellStart"/>
+      <w:r>
+        <w:rPr>
+          <w:b/>
+          <w:bCs/>
+        </w:rPr>
+        <w:t>mssql</w:t>
+      </w:r>
+      <w:proofErr w:type="spellEnd"/>
+      <w:r>
+        <w:rPr>
+          <w:b/>
+          <w:bCs/>
+        </w:rPr>
+        <w:t>-tools/bin/</w:t>
+      </w:r>
+      <w:proofErr w:type="spellStart"/>
+      <w:r>
+        <w:rPr>
+          <w:b/>
+          <w:bCs/>
+        </w:rPr>
+        <w:t>sqlcmd</w:t>
+      </w:r>
+      <w:proofErr w:type="spellEnd"/>
+      <w:r>
+        <w:rPr>
+          <w:b/>
+          <w:bCs/>
+        </w:rPr>
+        <w:t xml:space="preserve"> -S localhost -U </w:t>
+      </w:r>
+      <w:proofErr w:type="spellStart"/>
+      <w:r>
+        <w:rPr>
+          <w:b/>
+          <w:bCs/>
+        </w:rPr>
+        <w:t>sa</w:t>
+      </w:r>
+      <w:proofErr w:type="spellEnd"/>
+      <w:r>
+        <w:rPr>
+          <w:b/>
+          <w:bCs/>
+        </w:rPr>
+        <w:t xml:space="preserve"> -P </w:t>
+      </w:r>
+      <w:proofErr w:type="gramStart"/>
+      <w:r>
+        <w:rPr>
+          <w:b/>
+          <w:bCs/>
+        </w:rPr>
+        <w:t>Strong!Passw</w:t>
+      </w:r>
+      <w:proofErr w:type="gramEnd"/>
+      <w:r>
+        <w:rPr>
+          <w:b/>
+          <w:bCs/>
+        </w:rPr>
+        <w:t>0rd</w:t>
+      </w:r>
+    </w:p>
+    <w:p>
+      <w:pPr>
+        <w:bidi w:val="0"/>
+        <w:rPr>
+          <w:b/>
+          <w:bCs/>
+        </w:rPr>
+      </w:pPr>
+      <w:r>
+        <w:rPr>
+          <w:b/>
+          <w:bCs/>
+        </w:rPr>
+        <w:t xml:space="preserve">SELECT </w:t>
+      </w:r>
+      <w:proofErr w:type="gramStart"/>
+      <w:r>
+        <w:rPr>
+          <w:b/>
+          <w:bCs/>
+        </w:rPr>
+        <w:t>COUNT(</w:t>
+      </w:r>
+      <w:proofErr w:type="gramEnd"/>
+      <w:r>
+        <w:rPr>
+          <w:b/>
+          <w:bCs/>
+        </w:rPr>
+        <w:t xml:space="preserve">*) FROM </w:t>
+      </w:r>
+      <w:proofErr w:type="gramStart"/>
+      <w:r>
+        <w:rPr>
+          <w:b/>
+          <w:bCs/>
+        </w:rPr>
+        <w:t>Matches;</w:t>
+      </w:r>
+      <w:proofErr w:type="gramEnd"/>
+    </w:p>
+    <w:p>
+      <w:pPr>
+        <w:bidi w:val="0"/>
+        <w:rPr>
+          <w:b/>
+          <w:bCs/>
+        </w:rPr>
+      </w:pPr>
+      <w:r>
+        <w:rPr>
+          <w:b/>
+          <w:bCs/>
+        </w:rPr>
+        <w:t xml:space="preserve">SELECT </w:t>
+      </w:r>
+      <w:proofErr w:type="gramStart"/>
+      <w:r>
+        <w:rPr>
+          <w:b/>
+          <w:bCs/>
+        </w:rPr>
+        <w:t>COUNT(</w:t>
+      </w:r>
+      <w:proofErr w:type="gramEnd"/>
+      <w:r>
+        <w:rPr>
+          <w:b/>
+          <w:bCs/>
+        </w:rPr>
+        <w:t xml:space="preserve">*) FROM </w:t>
+      </w:r>
+      <w:proofErr w:type="gramStart"/>
+      <w:r>
+        <w:rPr>
+          <w:b/>
+          <w:bCs/>
+        </w:rPr>
+        <w:t>Players;</w:t>
+      </w:r>
+      <w:proofErr w:type="gramEnd"/>
+    </w:p>
+    <w:p>
+      <w:pPr>
+        <w:bidi w:val="0"/>
+        <w:rPr>
+          <w:b/>
+          <w:bCs/>
+        </w:rPr>
+      </w:pPr>
+      <w:r>
+        <w:rPr>
+          <w:b/>
+          <w:bCs/>
+        </w:rPr>
+        <w:t xml:space="preserve">SELECT </w:t>
+      </w:r>
+      <w:proofErr w:type="gramStart"/>
+      <w:r>
+        <w:rPr>
+          <w:b/>
+          <w:bCs/>
+        </w:rPr>
+        <w:t>COUNT(</w:t>
+      </w:r>
+      <w:proofErr w:type="gramEnd"/>
+      <w:r>
+        <w:rPr>
+          <w:b/>
+          <w:bCs/>
+        </w:rPr>
+        <w:t xml:space="preserve">*) FROM </w:t>
+      </w:r>
+      <w:proofErr w:type="gramStart"/>
+      <w:r>
+        <w:rPr>
+          <w:b/>
+          <w:bCs/>
+        </w:rPr>
+        <w:t>Teams;</w:t>
+      </w:r>
+      <w:proofErr w:type="gramEnd"/>
     </w:p>
     <w:p>
       <w:pPr>
@@ -2193,23 +3102,57 @@
           <w:b/>
           <w:bCs/>
         </w:rPr>
-        <w:t>curl -X GET "localhost:9200/_cat/indices?v"</w:t>
-      </w:r>
-    </w:p>
-    <w:p>
-      <w:pPr>
-        <w:bidi w:val="0"/>
-        <w:rPr>
-          <w:b/>
-          <w:bCs/>
-        </w:rPr>
-      </w:pPr>
-      <w:r>
-        <w:rPr>
-          <w:b/>
-          <w:bCs/>
-        </w:rPr>
-        <w:t># Should show: matches-index, players-index, sports-events-index</w:t>
+        <w:t>curl -X GET "localhost:9200/_cat/</w:t>
+      </w:r>
+      <w:proofErr w:type="spellStart"/>
+      <w:proofErr w:type="gramStart"/>
+      <w:r>
+        <w:rPr>
+          <w:b/>
+          <w:bCs/>
+        </w:rPr>
+        <w:t>indices?v</w:t>
+      </w:r>
+      <w:proofErr w:type="spellEnd"/>
+      <w:proofErr w:type="gramEnd"/>
+      <w:r>
+        <w:rPr>
+          <w:b/>
+          <w:bCs/>
+        </w:rPr>
+        <w:t>"</w:t>
+      </w:r>
+    </w:p>
+    <w:p>
+      <w:pPr>
+        <w:bidi w:val="0"/>
+        <w:rPr>
+          <w:b/>
+          <w:bCs/>
+        </w:rPr>
+      </w:pPr>
+      <w:r>
+        <w:rPr>
+          <w:b/>
+          <w:bCs/>
+        </w:rPr>
+        <w:t xml:space="preserve"># Should </w:t>
+      </w:r>
+      <w:proofErr w:type="gramStart"/>
+      <w:r>
+        <w:rPr>
+          <w:b/>
+          <w:bCs/>
+        </w:rPr>
+        <w:t>show:</w:t>
+      </w:r>
+      <w:proofErr w:type="gramEnd"/>
+      <w:r>
+        <w:rPr>
+          <w:b/>
+          <w:bCs/>
+        </w:rPr>
+        <w:t xml:space="preserve"> matches-index, players-index, sports-events-index</w:t>
       </w:r>
     </w:p>
     <w:p>
@@ -2370,7 +3313,15 @@
         <w:br/>
       </w:r>
       <w:r>
-        <w:t>docker run -d --name sqlserver2022 -e "ACCEPT_EULA=Y" -e "SA_PASSWORD=Strong!Passw0rd" -p 1433:1433 -v C:\docker\sqlserver\data:/var/opt/mssql/data -v C:\docker\sqlserver\backups:/var/opt/mssql/backups mcr.microsoft.com/mssql/server:2022-latest</w:t>
+        <w:t>docker run -d --name sqlserver2022 -e "ACCEPT_EULA=Y" -e "SA_PASSWORD=Strong!Passw0rd" -p 1433:1433 -v C:\docker\sqlserver\data:/var/opt/mssql/data -v C:\docker\sqlserver\backups:/var/opt/mssql/backups mcr.microsoft.com/</w:t>
+      </w:r>
+      <w:proofErr w:type="spellStart"/>
+      <w:r>
+        <w:t>mssql</w:t>
+      </w:r>
+      <w:proofErr w:type="spellEnd"/>
+      <w:r>
+        <w:t>/server:2022-latest</w:t>
       </w:r>
       <w:r>
         <w:br/>
@@ -2398,7 +3349,23 @@
         <w:br/>
       </w:r>
       <w:r>
-        <w:t xml:space="preserve">docker exec -it kafka kafka-topics --bootstrap-server localhost:9092 </w:t>
+        <w:t xml:space="preserve">docker exec -it </w:t>
+      </w:r>
+      <w:proofErr w:type="spellStart"/>
+      <w:r>
+        <w:t>kafka</w:t>
+      </w:r>
+      <w:proofErr w:type="spellEnd"/>
+      <w:r>
+        <w:t xml:space="preserve"> </w:t>
+      </w:r>
+      <w:proofErr w:type="spellStart"/>
+      <w:r>
+        <w:t>kafka</w:t>
+      </w:r>
+      <w:proofErr w:type="spellEnd"/>
+      <w:r>
+        <w:t xml:space="preserve">-topics --bootstrap-server localhost:9092 </w:t>
       </w:r>
       <w:r>
         <w:t>–</w:t>
@@ -2428,13 +3395,29 @@
         <w:br/>
       </w:r>
       <w:r>
-        <w:t>docker compose up --scale ingestservice=4 -d</w:t>
-      </w:r>
-      <w:r>
-        <w:br/>
-      </w:r>
-      <w:r>
-        <w:t>docker-compose up --scale notificationservice=3</w:t>
+        <w:t xml:space="preserve">docker compose up --scale </w:t>
+      </w:r>
+      <w:proofErr w:type="spellStart"/>
+      <w:r>
+        <w:t>ingestservice</w:t>
+      </w:r>
+      <w:proofErr w:type="spellEnd"/>
+      <w:r>
+        <w:t>=4 -d</w:t>
+      </w:r>
+      <w:r>
+        <w:br/>
+      </w:r>
+      <w:r>
+        <w:t xml:space="preserve">docker-compose up --scale </w:t>
+      </w:r>
+      <w:proofErr w:type="spellStart"/>
+      <w:r>
+        <w:t>notificationservice</w:t>
+      </w:r>
+      <w:proofErr w:type="spellEnd"/>
+      <w:r>
+        <w:t>=3</w:t>
       </w:r>
       <w:r>
         <w:br/>
@@ -2468,7 +3451,15 @@
         <w:br/>
       </w:r>
       <w:r>
-        <w:t>docker compose  --file C:\Development\Backup\365Scores\</w:t>
+        <w:t xml:space="preserve">docker </w:t>
+      </w:r>
+      <w:proofErr w:type="gramStart"/>
+      <w:r>
+        <w:t>compose  --</w:t>
+      </w:r>
+      <w:proofErr w:type="gramEnd"/>
+      <w:r>
+        <w:t>file C:\Development\Backup\365Scores\</w:t>
       </w:r>
       <w:r>
         <w:rPr>
@@ -2502,8 +3493,186 @@
       <w:pPr>
         <w:suppressAutoHyphens w:val="0"/>
         <w:bidi w:val="0"/>
-      </w:pPr>
-      <w:r>
+        <w:rPr>
+          <w:b/>
+          <w:bCs/>
+        </w:rPr>
+      </w:pPr>
+      <w:r>
+        <w:rPr>
+          <w:b/>
+          <w:bCs/>
+        </w:rPr>
+        <w:t>Create the React APP</w:t>
+      </w:r>
+      <w:r>
+        <w:rPr>
+          <w:b/>
+          <w:bCs/>
+        </w:rPr>
+        <w:br/>
+      </w:r>
+      <w:r>
+        <w:rPr>
+          <w:b/>
+          <w:bCs/>
+        </w:rPr>
+        <w:t># Create with Vite + TypeScript</w:t>
+      </w:r>
+    </w:p>
+    <w:p>
+      <w:pPr>
+        <w:suppressAutoHyphens w:val="0"/>
+        <w:bidi w:val="0"/>
+      </w:pPr>
+      <w:proofErr w:type="spellStart"/>
+      <w:r>
+        <w:t>npm</w:t>
+      </w:r>
+      <w:proofErr w:type="spellEnd"/>
+      <w:r>
+        <w:t xml:space="preserve"> create </w:t>
+      </w:r>
+      <w:proofErr w:type="spellStart"/>
+      <w:r>
+        <w:t>vite@latest</w:t>
+      </w:r>
+      <w:proofErr w:type="spellEnd"/>
+      <w:r>
+        <w:t xml:space="preserve"> 365scores-react-client -- --template react-</w:t>
+      </w:r>
+      <w:proofErr w:type="spellStart"/>
+      <w:r>
+        <w:t>ts</w:t>
+      </w:r>
+      <w:proofErr w:type="spellEnd"/>
+    </w:p>
+    <w:p>
+      <w:pPr>
+        <w:suppressAutoHyphens w:val="0"/>
+        <w:bidi w:val="0"/>
+      </w:pPr>
+      <w:r>
+        <w:t>cd 365scores-react-client</w:t>
+      </w:r>
+    </w:p>
+    <w:p>
+      <w:pPr>
+        <w:suppressAutoHyphens w:val="0"/>
+        <w:bidi w:val="0"/>
+      </w:pPr>
+      <w:proofErr w:type="spellStart"/>
+      <w:r>
+        <w:t>npm</w:t>
+      </w:r>
+      <w:proofErr w:type="spellEnd"/>
+      <w:r>
+        <w:t xml:space="preserve"> install</w:t>
+      </w:r>
+    </w:p>
+    <w:p>
+      <w:pPr>
+        <w:suppressAutoHyphens w:val="0"/>
+        <w:bidi w:val="0"/>
+      </w:pPr>
+      <w:proofErr w:type="spellStart"/>
+      <w:r>
+        <w:t>npm</w:t>
+      </w:r>
+      <w:proofErr w:type="spellEnd"/>
+      <w:r>
+        <w:t xml:space="preserve"> </w:t>
+      </w:r>
+      <w:proofErr w:type="gramStart"/>
+      <w:r>
+        <w:t>install @</w:t>
+      </w:r>
+      <w:proofErr w:type="gramEnd"/>
+      <w:r>
+        <w:t xml:space="preserve">microsoft/signalr </w:t>
+      </w:r>
+      <w:proofErr w:type="spellStart"/>
+      <w:r>
+        <w:t>lucide</w:t>
+      </w:r>
+      <w:proofErr w:type="spellEnd"/>
+      <w:r>
+        <w:t>-react</w:t>
+      </w:r>
+    </w:p>
+    <w:p>
+      <w:pPr>
+        <w:suppressAutoHyphens w:val="0"/>
+        <w:bidi w:val="0"/>
+      </w:pPr>
+      <w:proofErr w:type="spellStart"/>
+      <w:r>
+        <w:t>npm</w:t>
+      </w:r>
+      <w:proofErr w:type="spellEnd"/>
+      <w:r>
+        <w:t xml:space="preserve"> install -D </w:t>
+      </w:r>
+      <w:proofErr w:type="spellStart"/>
+      <w:r>
+        <w:t>tailwindcss</w:t>
+      </w:r>
+      <w:proofErr w:type="spellEnd"/>
+      <w:r>
+        <w:t xml:space="preserve"> </w:t>
+      </w:r>
+      <w:proofErr w:type="spellStart"/>
+      <w:r>
+        <w:t>postcss</w:t>
+      </w:r>
+      <w:proofErr w:type="spellEnd"/>
+      <w:r>
+        <w:t xml:space="preserve"> </w:t>
+      </w:r>
+      <w:proofErr w:type="spellStart"/>
+      <w:r>
+        <w:t>autoprefixer</w:t>
+      </w:r>
+      <w:proofErr w:type="spellEnd"/>
+    </w:p>
+    <w:p>
+      <w:pPr>
+        <w:suppressAutoHyphens w:val="0"/>
+        <w:bidi w:val="0"/>
+        <w:rPr>
+          <w:b/>
+          <w:bCs/>
+        </w:rPr>
+      </w:pPr>
+      <w:proofErr w:type="spellStart"/>
+      <w:r>
+        <w:t>npx</w:t>
+      </w:r>
+      <w:proofErr w:type="spellEnd"/>
+      <w:r>
+        <w:t xml:space="preserve"> </w:t>
+      </w:r>
+      <w:proofErr w:type="spellStart"/>
+      <w:r>
+        <w:t>tailwindcss</w:t>
+      </w:r>
+      <w:proofErr w:type="spellEnd"/>
+      <w:r>
+        <w:t xml:space="preserve"> </w:t>
+      </w:r>
+      <w:proofErr w:type="spellStart"/>
+      <w:r>
+        <w:t>init</w:t>
+      </w:r>
+      <w:proofErr w:type="spellEnd"/>
+      <w:r>
+        <w:t xml:space="preserve"> -p</w:t>
+      </w:r>
+      <w:r>
+        <w:rPr>
+          <w:b/>
+          <w:bCs/>
+        </w:rPr>
         <w:br w:type="page"/>
       </w:r>
     </w:p>
@@ -3426,6 +4595,7 @@
   <w:style w:type="character" w:default="1" w:styleId="DefaultParagraphFont">
     <w:name w:val="Default Paragraph Font"/>
     <w:uiPriority w:val="1"/>
+    <w:semiHidden/>
     <w:unhideWhenUsed/>
   </w:style>
   <w:style w:type="table" w:default="1" w:styleId="TableNormal">
